--- a/Literature_Review/2026_CVPR_SAM3D.docx
+++ b/Literature_Review/2026_CVPR_SAM3D.docx
@@ -27,15 +27,6 @@
       <w:pPr>
         <w:rPr>
           <w:rFonts w:ascii="Tahoma" w:hAnsi="Tahoma" w:cs="Tahoma"/>
-          <w:sz w:val="20"/>
-          <w:szCs w:val="20"/>
-        </w:rPr>
-      </w:pPr>
-    </w:p>
-    <w:p>
-      <w:pPr>
-        <w:rPr>
-          <w:rFonts w:ascii="Tahoma" w:hAnsi="Tahoma" w:cs="Tahoma"/>
           <w:b/>
           <w:bCs/>
           <w:sz w:val="20"/>
@@ -50,7 +41,18 @@
           <w:sz w:val="20"/>
           <w:szCs w:val="20"/>
         </w:rPr>
-        <w:t xml:space="preserve"> Lessons Learned</w:t>
+        <w:t xml:space="preserve"> </w:t>
+      </w:r>
+      <w:r>
+        <w:rPr>
+          <w:rFonts w:ascii="Tahoma" w:hAnsi="Tahoma" w:cs="Tahoma"/>
+          <w:b/>
+          <w:bCs/>
+          <w:sz w:val="20"/>
+          <w:szCs w:val="20"/>
+          <w:highlight w:val="yellow"/>
+        </w:rPr>
+        <w:t>Lessons Learned</w:t>
       </w:r>
     </w:p>
     <w:p>
@@ -150,7 +152,7 @@
           <w:sz w:val="20"/>
           <w:szCs w:val="20"/>
         </w:rPr>
-        <w:t>Static datasets limit model growth. A Model-in-the-Loop (MITL) framework creates an accelerating flywheel for performance.</w:t>
+        <w:t>Static datasets limit model growth. A Model-in-the-Loop framework creates an accelerating flywheel for performance.</w:t>
       </w:r>
     </w:p>
     <w:p>
@@ -397,7 +399,7 @@
           <w:sz w:val="20"/>
           <w:szCs w:val="20"/>
         </w:rPr>
-        <w:t>5. Synthetic Pretraining Is Highly Generalizable—If Properly Aligned</w:t>
+        <w:t>5. Synthetic Pretraining Is Highly Generalizable</w:t>
       </w:r>
     </w:p>
     <w:p>
@@ -722,6 +724,7 @@
           <w:bCs/>
           <w:sz w:val="20"/>
           <w:szCs w:val="20"/>
+          <w:highlight w:val="yellow"/>
         </w:rPr>
         <w:t>Key Takeaways</w:t>
       </w:r>
@@ -755,7 +758,7 @@
           <w:sz w:val="20"/>
           <w:szCs w:val="20"/>
         </w:rPr>
-        <w:t>just present a better architecture</w:t>
+        <w:t>just a better architecture</w:t>
       </w:r>
       <w:r>
         <w:rPr>
@@ -771,7 +774,7 @@
           <w:sz w:val="20"/>
           <w:szCs w:val="20"/>
         </w:rPr>
-        <w:t>it introduces an innovative dataset generation methodology, a robust training cookbook adapted from generative text models, and a highly optimized inference structure. It is a holistic paradigm shift for the 3D computer vision community.</w:t>
+        <w:t xml:space="preserve">it introduces an innovative dataset generation methodology, a robust training cookbook adapted from generative text models, and a highly optimized inference structure. </w:t>
       </w:r>
     </w:p>
     <w:p>
@@ -1128,6 +1131,7 @@
           <w:kern w:val="0"/>
           <w:sz w:val="20"/>
           <w:szCs w:val="20"/>
+          <w:highlight w:val="yellow"/>
           <w14:ligatures w14:val="none"/>
         </w:rPr>
         <w:t>Why the Paper Awarded</w:t>
@@ -1135,6 +1139,11 @@
     </w:p>
     <w:p>
       <w:pPr>
+        <w:pStyle w:val="ListParagraph"/>
+        <w:numPr>
+          <w:ilvl w:val="0"/>
+          <w:numId w:val="24"/>
+        </w:numPr>
         <w:spacing w:after="0" w:line="240" w:lineRule="auto"/>
         <w:outlineLvl w:val="1"/>
         <w:rPr>
@@ -1157,7 +1166,7 @@
           <w:szCs w:val="20"/>
           <w14:ligatures w14:val="none"/>
         </w:rPr>
-        <w:t>1. Paradigm Shift: Reframing the Problem Space</w:t>
+        <w:t>Paradigm Shift</w:t>
       </w:r>
       <w:r>
         <w:rPr>
@@ -1170,18 +1179,53 @@
           <w:szCs w:val="20"/>
           <w14:ligatures w14:val="none"/>
         </w:rPr>
-        <w:t xml:space="preserve"> - </w:t>
-      </w:r>
-      <w:r>
-        <w:rPr>
-          <w:rFonts w:ascii="Tahoma" w:eastAsia="Times New Roman" w:hAnsi="Tahoma" w:cs="Tahoma"/>
-          <w:color w:val="1F1F1F"/>
-          <w:kern w:val="0"/>
-          <w:sz w:val="20"/>
-          <w:szCs w:val="20"/>
-          <w14:ligatures w14:val="none"/>
-        </w:rPr>
-        <w:t xml:space="preserve">Instead of trying to force a neural network to deterministically calculate exact 3D geometry from a lossy, ambiguous 2D image, the authors brilliantly reframe 3D reconstruction as a </w:t>
+        <w:t xml:space="preserve"> by </w:t>
+      </w:r>
+      <w:r>
+        <w:rPr>
+          <w:rFonts w:ascii="Tahoma" w:eastAsia="Times New Roman" w:hAnsi="Tahoma" w:cs="Tahoma"/>
+          <w:b/>
+          <w:bCs/>
+          <w:color w:val="1F1F1F"/>
+          <w:kern w:val="0"/>
+          <w:sz w:val="20"/>
+          <w:szCs w:val="20"/>
+          <w14:ligatures w14:val="none"/>
+        </w:rPr>
+        <w:t xml:space="preserve">Reframing the Problem Space - </w:t>
+      </w:r>
+      <w:r>
+        <w:rPr>
+          <w:rFonts w:ascii="Tahoma" w:eastAsia="Times New Roman" w:hAnsi="Tahoma" w:cs="Tahoma"/>
+          <w:color w:val="1F1F1F"/>
+          <w:kern w:val="0"/>
+          <w:sz w:val="20"/>
+          <w:szCs w:val="20"/>
+          <w14:ligatures w14:val="none"/>
+        </w:rPr>
+        <w:t>Instead of trying to force a neural network to deterministically calculate exact 3D geometry from a lossy ambiguous 2D image, th</w:t>
+      </w:r>
+      <w:r>
+        <w:rPr>
+          <w:rFonts w:ascii="Tahoma" w:eastAsia="Times New Roman" w:hAnsi="Tahoma" w:cs="Tahoma"/>
+          <w:color w:val="1F1F1F"/>
+          <w:kern w:val="0"/>
+          <w:sz w:val="20"/>
+          <w:szCs w:val="20"/>
+          <w14:ligatures w14:val="none"/>
+        </w:rPr>
+        <w:t xml:space="preserve">ey </w:t>
+      </w:r>
+      <w:r>
+        <w:rPr>
+          <w:rFonts w:ascii="Tahoma" w:eastAsia="Times New Roman" w:hAnsi="Tahoma" w:cs="Tahoma"/>
+          <w:color w:val="1F1F1F"/>
+          <w:kern w:val="0"/>
+          <w:sz w:val="20"/>
+          <w:szCs w:val="20"/>
+          <w14:ligatures w14:val="none"/>
+        </w:rPr>
+        <w:t xml:space="preserve">reframe 3D reconstruction as a </w:t>
       </w:r>
       <w:r>
         <w:rPr>
@@ -1209,11 +1253,13 @@
     </w:p>
     <w:p>
       <w:pPr>
+        <w:pStyle w:val="ListParagraph"/>
         <w:numPr>
-          <w:ilvl w:val="0"/>
-          <w:numId w:val="18"/>
+          <w:ilvl w:val="1"/>
+          <w:numId w:val="24"/>
         </w:numPr>
         <w:spacing w:after="0" w:line="240" w:lineRule="auto"/>
+        <w:outlineLvl w:val="1"/>
         <w:rPr>
           <w:rFonts w:ascii="Tahoma" w:eastAsia="Times New Roman" w:hAnsi="Tahoma" w:cs="Tahoma"/>
           <w:color w:val="1F1F1F"/>
@@ -1327,11 +1373,57 @@
     </w:p>
     <w:p>
       <w:pPr>
+        <w:pStyle w:val="ListParagraph"/>
+        <w:numPr>
+          <w:ilvl w:val="1"/>
+          <w:numId w:val="24"/>
+        </w:numPr>
+        <w:spacing w:after="0" w:line="240" w:lineRule="auto"/>
+        <w:outlineLvl w:val="1"/>
+        <w:rPr>
+          <w:rFonts w:ascii="Tahoma" w:eastAsia="Times New Roman" w:hAnsi="Tahoma" w:cs="Tahoma"/>
+          <w:color w:val="1F1F1F"/>
+          <w:kern w:val="0"/>
+          <w:sz w:val="20"/>
+          <w:szCs w:val="20"/>
+          <w14:ligatures w14:val="none"/>
+        </w:rPr>
+      </w:pPr>
+      <w:r>
+        <w:rPr>
+          <w:rFonts w:ascii="Tahoma" w:eastAsia="Times New Roman" w:hAnsi="Tahoma" w:cs="Tahoma"/>
+          <w:b/>
+          <w:bCs/>
+          <w:color w:val="1F1F1F"/>
+          <w:kern w:val="0"/>
+          <w:sz w:val="20"/>
+          <w:szCs w:val="20"/>
+          <w:bdr w:val="none" w:sz="0" w:space="0" w:color="auto" w:frame="1"/>
+          <w14:ligatures w14:val="none"/>
+        </w:rPr>
+        <w:t>Why it wins awards:</w:t>
+      </w:r>
+      <w:r>
+        <w:rPr>
+          <w:rFonts w:ascii="Tahoma" w:eastAsia="Times New Roman" w:hAnsi="Tahoma" w:cs="Tahoma"/>
+          <w:color w:val="1F1F1F"/>
+          <w:kern w:val="0"/>
+          <w:sz w:val="20"/>
+          <w:szCs w:val="20"/>
+          <w14:ligatures w14:val="none"/>
+        </w:rPr>
+        <w:t xml:space="preserve"> It moves the field away from brute-force geometric optimization toward scalable, generative structural understanding.</w:t>
+      </w:r>
+    </w:p>
+    <w:p>
+      <w:pPr>
+        <w:pStyle w:val="ListParagraph"/>
         <w:numPr>
           <w:ilvl w:val="0"/>
-          <w:numId w:val="18"/>
+          <w:numId w:val="24"/>
         </w:numPr>
         <w:spacing w:after="0" w:line="240" w:lineRule="auto"/>
+        <w:outlineLvl w:val="1"/>
         <w:rPr>
           <w:rFonts w:ascii="Tahoma" w:eastAsia="Times New Roman" w:hAnsi="Tahoma" w:cs="Tahoma"/>
           <w:color w:val="1F1F1F"/>
@@ -1350,25 +1442,41 @@
           <w:kern w:val="0"/>
           <w:sz w:val="20"/>
           <w:szCs w:val="20"/>
+          <w14:ligatures w14:val="none"/>
+        </w:rPr>
+        <w:t xml:space="preserve">A Masterclass in Data Engineering - </w:t>
+      </w:r>
+      <w:r>
+        <w:rPr>
+          <w:rFonts w:ascii="Tahoma" w:eastAsia="Times New Roman" w:hAnsi="Tahoma" w:cs="Tahoma"/>
+          <w:color w:val="1F1F1F"/>
+          <w:kern w:val="0"/>
+          <w:sz w:val="20"/>
+          <w:szCs w:val="20"/>
+          <w14:ligatures w14:val="none"/>
+        </w:rPr>
+        <w:t xml:space="preserve">The biggest bottleneck in 3D computer vision has historically been data scarcity (capturing real-world 3D assets is incredibly labor-intensive). The paper addresses this by proposing a flawless </w:t>
+      </w:r>
+      <w:r>
+        <w:rPr>
+          <w:rFonts w:ascii="Tahoma" w:eastAsia="Times New Roman" w:hAnsi="Tahoma" w:cs="Tahoma"/>
+          <w:color w:val="1F1F1F"/>
+          <w:kern w:val="0"/>
+          <w:sz w:val="20"/>
+          <w:szCs w:val="20"/>
           <w:bdr w:val="none" w:sz="0" w:space="0" w:color="auto" w:frame="1"/>
           <w14:ligatures w14:val="none"/>
         </w:rPr>
-        <w:t>Why it wins awards:</w:t>
-      </w:r>
-      <w:r>
-        <w:rPr>
-          <w:rFonts w:ascii="Tahoma" w:eastAsia="Times New Roman" w:hAnsi="Tahoma" w:cs="Tahoma"/>
-          <w:color w:val="1F1F1F"/>
-          <w:kern w:val="0"/>
-          <w:sz w:val="20"/>
-          <w:szCs w:val="20"/>
-          <w14:ligatures w14:val="none"/>
-        </w:rPr>
-        <w:t xml:space="preserve"> It moves the field away from brute-force geometric optimization toward scalable, generative structural understanding.</w:t>
+        <w:t>Model-in-the-Loop data engine</w:t>
       </w:r>
     </w:p>
     <w:p>
       <w:pPr>
+        <w:pStyle w:val="ListParagraph"/>
+        <w:numPr>
+          <w:ilvl w:val="1"/>
+          <w:numId w:val="24"/>
+        </w:numPr>
         <w:spacing w:after="0" w:line="240" w:lineRule="auto"/>
         <w:outlineLvl w:val="1"/>
         <w:rPr>
@@ -1389,10 +1497,41 @@
           <w:kern w:val="0"/>
           <w:sz w:val="20"/>
           <w:szCs w:val="20"/>
-          <w14:ligatures w14:val="none"/>
-        </w:rPr>
-        <w:t>2. A Masterclass in Data Engineering (The Flywheel)</w:t>
-      </w:r>
+          <w:bdr w:val="none" w:sz="0" w:space="0" w:color="auto" w:frame="1"/>
+          <w14:ligatures w14:val="none"/>
+        </w:rPr>
+        <w:t>The Academic Value:</w:t>
+      </w:r>
+      <w:r>
+        <w:rPr>
+          <w:rFonts w:ascii="Tahoma" w:eastAsia="Times New Roman" w:hAnsi="Tahoma" w:cs="Tahoma"/>
+          <w:color w:val="1F1F1F"/>
+          <w:kern w:val="0"/>
+          <w:sz w:val="20"/>
+          <w:szCs w:val="20"/>
+          <w14:ligatures w14:val="none"/>
+        </w:rPr>
+        <w:t xml:space="preserve"> Instead of expecting human curators to build meshes from scratch, the AI generates candidate hypotheses, and humans act as high-level selectors/curators.</w:t>
+      </w:r>
+    </w:p>
+    <w:p>
+      <w:pPr>
+        <w:pStyle w:val="ListParagraph"/>
+        <w:numPr>
+          <w:ilvl w:val="1"/>
+          <w:numId w:val="24"/>
+        </w:numPr>
+        <w:spacing w:after="0" w:line="240" w:lineRule="auto"/>
+        <w:outlineLvl w:val="1"/>
+        <w:rPr>
+          <w:rFonts w:ascii="Tahoma" w:eastAsia="Times New Roman" w:hAnsi="Tahoma" w:cs="Tahoma"/>
+          <w:color w:val="1F1F1F"/>
+          <w:kern w:val="0"/>
+          <w:sz w:val="20"/>
+          <w:szCs w:val="20"/>
+          <w14:ligatures w14:val="none"/>
+        </w:rPr>
+      </w:pPr>
       <w:r>
         <w:rPr>
           <w:rFonts w:ascii="Tahoma" w:eastAsia="Times New Roman" w:hAnsi="Tahoma" w:cs="Tahoma"/>
@@ -1402,52 +1541,83 @@
           <w:kern w:val="0"/>
           <w:sz w:val="20"/>
           <w:szCs w:val="20"/>
-          <w14:ligatures w14:val="none"/>
-        </w:rPr>
-        <w:t xml:space="preserve"> - </w:t>
-      </w:r>
-      <w:r>
-        <w:rPr>
-          <w:rFonts w:ascii="Tahoma" w:eastAsia="Times New Roman" w:hAnsi="Tahoma" w:cs="Tahoma"/>
-          <w:color w:val="1F1F1F"/>
-          <w:kern w:val="0"/>
-          <w:sz w:val="20"/>
-          <w:szCs w:val="20"/>
-          <w14:ligatures w14:val="none"/>
-        </w:rPr>
-        <w:t xml:space="preserve">The biggest bottleneck in 3D computer vision has historically been data scarcity (capturing real-world 3D assets is incredibly labor-intensive). The paper addresses this by proposing a flawless </w:t>
-      </w:r>
-      <w:r>
-        <w:rPr>
-          <w:rFonts w:ascii="Tahoma" w:eastAsia="Times New Roman" w:hAnsi="Tahoma" w:cs="Tahoma"/>
-          <w:color w:val="1F1F1F"/>
-          <w:kern w:val="0"/>
-          <w:sz w:val="20"/>
-          <w:szCs w:val="20"/>
           <w:bdr w:val="none" w:sz="0" w:space="0" w:color="auto" w:frame="1"/>
           <w14:ligatures w14:val="none"/>
         </w:rPr>
-        <w:t>Model-in-the-Loop (MITL) data engine</w:t>
-      </w:r>
-      <w:r>
-        <w:rPr>
-          <w:rFonts w:ascii="Tahoma" w:eastAsia="Times New Roman" w:hAnsi="Tahoma" w:cs="Tahoma"/>
-          <w:color w:val="1F1F1F"/>
-          <w:kern w:val="0"/>
-          <w:sz w:val="20"/>
-          <w:szCs w:val="20"/>
-          <w14:ligatures w14:val="none"/>
-        </w:rPr>
-        <w:t>.</w:t>
+        <w:lastRenderedPageBreak/>
+        <w:t>The Empirical Proof:</w:t>
+      </w:r>
+      <w:r>
+        <w:rPr>
+          <w:rFonts w:ascii="Tahoma" w:eastAsia="Times New Roman" w:hAnsi="Tahoma" w:cs="Tahoma"/>
+          <w:color w:val="1F1F1F"/>
+          <w:kern w:val="0"/>
+          <w:sz w:val="20"/>
+          <w:szCs w:val="20"/>
+          <w14:ligatures w14:val="none"/>
+        </w:rPr>
+        <w:t xml:space="preserve"> This data engine achieved an unprecedented scale—generating </w:t>
+      </w:r>
+      <w:r>
+        <w:rPr>
+          <w:rFonts w:ascii="Tahoma" w:eastAsia="Times New Roman" w:hAnsi="Tahoma" w:cs="Tahoma"/>
+          <w:b/>
+          <w:bCs/>
+          <w:color w:val="1F1F1F"/>
+          <w:kern w:val="0"/>
+          <w:sz w:val="20"/>
+          <w:szCs w:val="20"/>
+          <w:bdr w:val="none" w:sz="0" w:space="0" w:color="auto" w:frame="1"/>
+          <w14:ligatures w14:val="none"/>
+        </w:rPr>
+        <w:t>nearly 1 million real-world images</w:t>
+      </w:r>
+      <w:r>
+        <w:rPr>
+          <w:rFonts w:ascii="Tahoma" w:eastAsia="Times New Roman" w:hAnsi="Tahoma" w:cs="Tahoma"/>
+          <w:color w:val="1F1F1F"/>
+          <w:kern w:val="0"/>
+          <w:sz w:val="20"/>
+          <w:szCs w:val="20"/>
+          <w14:ligatures w14:val="none"/>
+        </w:rPr>
+        <w:t xml:space="preserve"> annotated with over </w:t>
+      </w:r>
+      <w:r>
+        <w:rPr>
+          <w:rFonts w:ascii="Tahoma" w:eastAsia="Times New Roman" w:hAnsi="Tahoma" w:cs="Tahoma"/>
+          <w:b/>
+          <w:bCs/>
+          <w:color w:val="1F1F1F"/>
+          <w:kern w:val="0"/>
+          <w:sz w:val="20"/>
+          <w:szCs w:val="20"/>
+          <w:bdr w:val="none" w:sz="0" w:space="0" w:color="auto" w:frame="1"/>
+          <w14:ligatures w14:val="none"/>
+        </w:rPr>
+        <w:t>3 million meshes</w:t>
+      </w:r>
+      <w:r>
+        <w:rPr>
+          <w:rFonts w:ascii="Tahoma" w:eastAsia="Times New Roman" w:hAnsi="Tahoma" w:cs="Tahoma"/>
+          <w:color w:val="1F1F1F"/>
+          <w:kern w:val="0"/>
+          <w:sz w:val="20"/>
+          <w:szCs w:val="20"/>
+          <w14:ligatures w14:val="none"/>
+        </w:rPr>
+        <w:t>. The model itself evolved to generate 80% of the successful data annotations over time.</w:t>
       </w:r>
     </w:p>
     <w:p>
       <w:pPr>
+        <w:pStyle w:val="ListParagraph"/>
         <w:numPr>
           <w:ilvl w:val="0"/>
-          <w:numId w:val="19"/>
+          <w:numId w:val="24"/>
         </w:numPr>
         <w:spacing w:after="0" w:line="240" w:lineRule="auto"/>
+        <w:outlineLvl w:val="1"/>
         <w:rPr>
           <w:rFonts w:ascii="Tahoma" w:eastAsia="Times New Roman" w:hAnsi="Tahoma" w:cs="Tahoma"/>
           <w:color w:val="1F1F1F"/>
@@ -1466,210 +1636,56 @@
           <w:kern w:val="0"/>
           <w:sz w:val="20"/>
           <w:szCs w:val="20"/>
+          <w14:ligatures w14:val="none"/>
+        </w:rPr>
+        <w:t xml:space="preserve">Cross-Disciplinary Translation (LLM to 3D) </w:t>
+      </w:r>
+      <w:r>
+        <w:rPr>
+          <w:rFonts w:ascii="Tahoma" w:eastAsia="Times New Roman" w:hAnsi="Tahoma" w:cs="Tahoma"/>
+          <w:color w:val="1F1F1F"/>
+          <w:kern w:val="0"/>
+          <w:sz w:val="20"/>
+          <w:szCs w:val="20"/>
+          <w14:ligatures w14:val="none"/>
+        </w:rPr>
+        <w:t xml:space="preserve">- Great papers often win awards by successfully borrowing an incredibly robust concept from one domain and adapting it to solve a foundational crisis in another. </w:t>
+      </w:r>
+      <w:r>
+        <w:rPr>
+          <w:rFonts w:ascii="Tahoma" w:eastAsia="Times New Roman" w:hAnsi="Tahoma" w:cs="Tahoma"/>
+          <w:i/>
+          <w:iCs/>
+          <w:color w:val="1F1F1F"/>
+          <w:kern w:val="0"/>
+          <w:sz w:val="20"/>
+          <w:szCs w:val="20"/>
           <w:bdr w:val="none" w:sz="0" w:space="0" w:color="auto" w:frame="1"/>
           <w14:ligatures w14:val="none"/>
         </w:rPr>
-        <w:t>The Academic Value:</w:t>
-      </w:r>
-      <w:r>
-        <w:rPr>
-          <w:rFonts w:ascii="Tahoma" w:eastAsia="Times New Roman" w:hAnsi="Tahoma" w:cs="Tahoma"/>
-          <w:color w:val="1F1F1F"/>
-          <w:kern w:val="0"/>
-          <w:sz w:val="20"/>
-          <w:szCs w:val="20"/>
-          <w14:ligatures w14:val="none"/>
-        </w:rPr>
-        <w:t xml:space="preserve"> Instead of expecting human curators to build meshes from scratch, the AI generates candidate hypotheses, and humans act as high-level selectors/curators.</w:t>
+        <w:t>SAM 3D</w:t>
+      </w:r>
+      <w:r>
+        <w:rPr>
+          <w:rFonts w:ascii="Tahoma" w:eastAsia="Times New Roman" w:hAnsi="Tahoma" w:cs="Tahoma"/>
+          <w:color w:val="1F1F1F"/>
+          <w:kern w:val="0"/>
+          <w:sz w:val="20"/>
+          <w:szCs w:val="20"/>
+          <w14:ligatures w14:val="none"/>
+        </w:rPr>
+        <w:t xml:space="preserve"> perfectly bridges Large Language Model (LLM) training alignment with 3D spatial geometry.</w:t>
       </w:r>
     </w:p>
     <w:p>
       <w:pPr>
+        <w:pStyle w:val="ListParagraph"/>
         <w:numPr>
-          <w:ilvl w:val="0"/>
-          <w:numId w:val="19"/>
+          <w:ilvl w:val="1"/>
+          <w:numId w:val="24"/>
         </w:numPr>
         <w:spacing w:after="0" w:line="240" w:lineRule="auto"/>
-        <w:rPr>
-          <w:rFonts w:ascii="Tahoma" w:eastAsia="Times New Roman" w:hAnsi="Tahoma" w:cs="Tahoma"/>
-          <w:color w:val="1F1F1F"/>
-          <w:kern w:val="0"/>
-          <w:sz w:val="20"/>
-          <w:szCs w:val="20"/>
-          <w14:ligatures w14:val="none"/>
-        </w:rPr>
-      </w:pPr>
-      <w:r>
-        <w:rPr>
-          <w:rFonts w:ascii="Tahoma" w:eastAsia="Times New Roman" w:hAnsi="Tahoma" w:cs="Tahoma"/>
-          <w:b/>
-          <w:bCs/>
-          <w:color w:val="1F1F1F"/>
-          <w:kern w:val="0"/>
-          <w:sz w:val="20"/>
-          <w:szCs w:val="20"/>
-          <w:bdr w:val="none" w:sz="0" w:space="0" w:color="auto" w:frame="1"/>
-          <w14:ligatures w14:val="none"/>
-        </w:rPr>
-        <w:t>The Empirical Proof:</w:t>
-      </w:r>
-      <w:r>
-        <w:rPr>
-          <w:rFonts w:ascii="Tahoma" w:eastAsia="Times New Roman" w:hAnsi="Tahoma" w:cs="Tahoma"/>
-          <w:color w:val="1F1F1F"/>
-          <w:kern w:val="0"/>
-          <w:sz w:val="20"/>
-          <w:szCs w:val="20"/>
-          <w14:ligatures w14:val="none"/>
-        </w:rPr>
-        <w:t xml:space="preserve"> This data engine achieved an unprecedented scale—generating </w:t>
-      </w:r>
-      <w:r>
-        <w:rPr>
-          <w:rFonts w:ascii="Tahoma" w:eastAsia="Times New Roman" w:hAnsi="Tahoma" w:cs="Tahoma"/>
-          <w:b/>
-          <w:bCs/>
-          <w:color w:val="1F1F1F"/>
-          <w:kern w:val="0"/>
-          <w:sz w:val="20"/>
-          <w:szCs w:val="20"/>
-          <w:bdr w:val="none" w:sz="0" w:space="0" w:color="auto" w:frame="1"/>
-          <w14:ligatures w14:val="none"/>
-        </w:rPr>
-        <w:t>nearly 1 million real-world images</w:t>
-      </w:r>
-      <w:r>
-        <w:rPr>
-          <w:rFonts w:ascii="Tahoma" w:eastAsia="Times New Roman" w:hAnsi="Tahoma" w:cs="Tahoma"/>
-          <w:color w:val="1F1F1F"/>
-          <w:kern w:val="0"/>
-          <w:sz w:val="20"/>
-          <w:szCs w:val="20"/>
-          <w14:ligatures w14:val="none"/>
-        </w:rPr>
-        <w:t xml:space="preserve"> annotated with over </w:t>
-      </w:r>
-      <w:r>
-        <w:rPr>
-          <w:rFonts w:ascii="Tahoma" w:eastAsia="Times New Roman" w:hAnsi="Tahoma" w:cs="Tahoma"/>
-          <w:b/>
-          <w:bCs/>
-          <w:color w:val="1F1F1F"/>
-          <w:kern w:val="0"/>
-          <w:sz w:val="20"/>
-          <w:szCs w:val="20"/>
-          <w:bdr w:val="none" w:sz="0" w:space="0" w:color="auto" w:frame="1"/>
-          <w14:ligatures w14:val="none"/>
-        </w:rPr>
-        <w:t>3 million meshes</w:t>
-      </w:r>
-      <w:r>
-        <w:rPr>
-          <w:rFonts w:ascii="Tahoma" w:eastAsia="Times New Roman" w:hAnsi="Tahoma" w:cs="Tahoma"/>
-          <w:color w:val="1F1F1F"/>
-          <w:kern w:val="0"/>
-          <w:sz w:val="20"/>
-          <w:szCs w:val="20"/>
-          <w14:ligatures w14:val="none"/>
-        </w:rPr>
-        <w:t>. The model itself evolved to generate 80% of the successful data annotations over time.</w:t>
-      </w:r>
-    </w:p>
-    <w:p>
-      <w:pPr>
-        <w:spacing w:after="0" w:line="240" w:lineRule="auto"/>
         <w:outlineLvl w:val="1"/>
-        <w:rPr>
-          <w:rFonts w:ascii="Tahoma" w:eastAsia="Times New Roman" w:hAnsi="Tahoma" w:cs="Tahoma"/>
-          <w:color w:val="1F1F1F"/>
-          <w:kern w:val="0"/>
-          <w:sz w:val="20"/>
-          <w:szCs w:val="20"/>
-          <w14:ligatures w14:val="none"/>
-        </w:rPr>
-      </w:pPr>
-      <w:r>
-        <w:rPr>
-          <w:rFonts w:ascii="Tahoma" w:eastAsia="Times New Roman" w:hAnsi="Tahoma" w:cs="Tahoma"/>
-          <w:b/>
-          <w:bCs/>
-          <w:color w:val="1F1F1F"/>
-          <w:kern w:val="0"/>
-          <w:sz w:val="20"/>
-          <w:szCs w:val="20"/>
-          <w14:ligatures w14:val="none"/>
-        </w:rPr>
-        <w:lastRenderedPageBreak/>
-        <w:t>3. Elegant Cross-Disciplinary Translation (LLM to 3D)</w:t>
-      </w:r>
-      <w:r>
-        <w:rPr>
-          <w:rFonts w:ascii="Tahoma" w:eastAsia="Times New Roman" w:hAnsi="Tahoma" w:cs="Tahoma"/>
-          <w:b/>
-          <w:bCs/>
-          <w:color w:val="1F1F1F"/>
-          <w:kern w:val="0"/>
-          <w:sz w:val="20"/>
-          <w:szCs w:val="20"/>
-          <w14:ligatures w14:val="none"/>
-        </w:rPr>
-        <w:t xml:space="preserve"> </w:t>
-      </w:r>
-      <w:r>
-        <w:rPr>
-          <w:rFonts w:ascii="Tahoma" w:eastAsia="Times New Roman" w:hAnsi="Tahoma" w:cs="Tahoma"/>
-          <w:color w:val="1F1F1F"/>
-          <w:kern w:val="0"/>
-          <w:sz w:val="20"/>
-          <w:szCs w:val="20"/>
-          <w14:ligatures w14:val="none"/>
-        </w:rPr>
-        <w:t xml:space="preserve">- </w:t>
-      </w:r>
-      <w:r>
-        <w:rPr>
-          <w:rFonts w:ascii="Tahoma" w:eastAsia="Times New Roman" w:hAnsi="Tahoma" w:cs="Tahoma"/>
-          <w:color w:val="1F1F1F"/>
-          <w:kern w:val="0"/>
-          <w:sz w:val="20"/>
-          <w:szCs w:val="20"/>
-          <w14:ligatures w14:val="none"/>
-        </w:rPr>
-        <w:t xml:space="preserve">Great papers often win awards by successfully borrowing an incredibly robust concept from one domain and adapting it to solve a foundational crisis in another. </w:t>
-      </w:r>
-      <w:r>
-        <w:rPr>
-          <w:rFonts w:ascii="Tahoma" w:eastAsia="Times New Roman" w:hAnsi="Tahoma" w:cs="Tahoma"/>
-          <w:i/>
-          <w:iCs/>
-          <w:color w:val="1F1F1F"/>
-          <w:kern w:val="0"/>
-          <w:sz w:val="20"/>
-          <w:szCs w:val="20"/>
-          <w:bdr w:val="none" w:sz="0" w:space="0" w:color="auto" w:frame="1"/>
-          <w14:ligatures w14:val="none"/>
-        </w:rPr>
-        <w:t>SAM 3D</w:t>
-      </w:r>
-      <w:r>
-        <w:rPr>
-          <w:rFonts w:ascii="Tahoma" w:eastAsia="Times New Roman" w:hAnsi="Tahoma" w:cs="Tahoma"/>
-          <w:color w:val="1F1F1F"/>
-          <w:kern w:val="0"/>
-          <w:sz w:val="20"/>
-          <w:szCs w:val="20"/>
-          <w14:ligatures w14:val="none"/>
-        </w:rPr>
-        <w:t xml:space="preserve"> perfectly bridges Large Language Model (LLM) training alignment with 3D spatial geometry.</w:t>
-      </w:r>
-    </w:p>
-    <w:p>
-      <w:pPr>
-        <w:numPr>
-          <w:ilvl w:val="0"/>
-          <w:numId w:val="20"/>
-        </w:numPr>
-        <w:spacing w:after="0" w:line="240" w:lineRule="auto"/>
         <w:rPr>
           <w:rFonts w:ascii="Tahoma" w:eastAsia="Times New Roman" w:hAnsi="Tahoma" w:cs="Tahoma"/>
           <w:color w:val="1F1F1F"/>
@@ -1879,11 +1895,13 @@
     </w:p>
     <w:p>
       <w:pPr>
+        <w:pStyle w:val="ListParagraph"/>
         <w:numPr>
-          <w:ilvl w:val="0"/>
-          <w:numId w:val="20"/>
+          <w:ilvl w:val="1"/>
+          <w:numId w:val="24"/>
         </w:numPr>
         <w:spacing w:after="0" w:line="240" w:lineRule="auto"/>
+        <w:outlineLvl w:val="1"/>
         <w:rPr>
           <w:rFonts w:ascii="Tahoma" w:eastAsia="Times New Roman" w:hAnsi="Tahoma" w:cs="Tahoma"/>
           <w:color w:val="1F1F1F"/>
@@ -1917,281 +1935,6 @@
           <w14:ligatures w14:val="none"/>
         </w:rPr>
         <w:t xml:space="preserve"> Using DPO to teach a model to visually self-correct structural flaws based on "rejected" data engine choices is a highly innovative, deeply disciplined application of reinforcement learning principles to 3D shapes.</w:t>
-      </w:r>
-    </w:p>
-    <w:p>
-      <w:pPr>
-        <w:spacing w:after="0" w:line="240" w:lineRule="auto"/>
-        <w:outlineLvl w:val="1"/>
-        <w:rPr>
-          <w:rFonts w:ascii="Tahoma" w:eastAsia="Times New Roman" w:hAnsi="Tahoma" w:cs="Tahoma"/>
-          <w:color w:val="1F1F1F"/>
-          <w:kern w:val="0"/>
-          <w:sz w:val="20"/>
-          <w:szCs w:val="20"/>
-          <w14:ligatures w14:val="none"/>
-        </w:rPr>
-      </w:pPr>
-      <w:r>
-        <w:rPr>
-          <w:rFonts w:ascii="Tahoma" w:eastAsia="Times New Roman" w:hAnsi="Tahoma" w:cs="Tahoma"/>
-          <w:b/>
-          <w:bCs/>
-          <w:color w:val="1F1F1F"/>
-          <w:kern w:val="0"/>
-          <w:sz w:val="20"/>
-          <w:szCs w:val="20"/>
-          <w14:ligatures w14:val="none"/>
-        </w:rPr>
-        <w:t>4. Resource-Conscious, Tiered System Architecture</w:t>
-      </w:r>
-      <w:r>
-        <w:rPr>
-          <w:rFonts w:ascii="Tahoma" w:eastAsia="Times New Roman" w:hAnsi="Tahoma" w:cs="Tahoma"/>
-          <w:b/>
-          <w:bCs/>
-          <w:color w:val="1F1F1F"/>
-          <w:kern w:val="0"/>
-          <w:sz w:val="20"/>
-          <w:szCs w:val="20"/>
-          <w14:ligatures w14:val="none"/>
-        </w:rPr>
-        <w:t xml:space="preserve"> </w:t>
-      </w:r>
-      <w:r>
-        <w:rPr>
-          <w:rFonts w:ascii="Tahoma" w:eastAsia="Times New Roman" w:hAnsi="Tahoma" w:cs="Tahoma"/>
-          <w:color w:val="1F1F1F"/>
-          <w:kern w:val="0"/>
-          <w:sz w:val="20"/>
-          <w:szCs w:val="20"/>
-          <w14:ligatures w14:val="none"/>
-        </w:rPr>
-        <w:t xml:space="preserve">- </w:t>
-      </w:r>
-      <w:r>
-        <w:rPr>
-          <w:rFonts w:ascii="Tahoma" w:eastAsia="Times New Roman" w:hAnsi="Tahoma" w:cs="Tahoma"/>
-          <w:color w:val="1F1F1F"/>
-          <w:kern w:val="0"/>
-          <w:sz w:val="20"/>
-          <w:szCs w:val="20"/>
-          <w14:ligatures w14:val="none"/>
-        </w:rPr>
-        <w:t>Reviewers heavily favor papers that demonstrate architectural efficiency over mindless compute scaling. The authors decoupled their pipeline into two highly specialized, asymmetric modules:</w:t>
-      </w:r>
-    </w:p>
-    <w:p>
-      <w:pPr>
-        <w:numPr>
-          <w:ilvl w:val="0"/>
-          <w:numId w:val="21"/>
-        </w:numPr>
-        <w:spacing w:after="0" w:line="240" w:lineRule="auto"/>
-        <w:rPr>
-          <w:rFonts w:ascii="Tahoma" w:eastAsia="Times New Roman" w:hAnsi="Tahoma" w:cs="Tahoma"/>
-          <w:color w:val="1F1F1F"/>
-          <w:kern w:val="0"/>
-          <w:sz w:val="20"/>
-          <w:szCs w:val="20"/>
-          <w14:ligatures w14:val="none"/>
-        </w:rPr>
-      </w:pPr>
-      <w:r>
-        <w:rPr>
-          <w:rFonts w:ascii="Tahoma" w:eastAsia="Times New Roman" w:hAnsi="Tahoma" w:cs="Tahoma"/>
-          <w:b/>
-          <w:bCs/>
-          <w:color w:val="1F1F1F"/>
-          <w:kern w:val="0"/>
-          <w:sz w:val="20"/>
-          <w:szCs w:val="20"/>
-          <w:bdr w:val="none" w:sz="0" w:space="0" w:color="auto" w:frame="1"/>
-          <w14:ligatures w14:val="none"/>
-        </w:rPr>
-        <w:t>Geometry Model (1.2B Parameters):</w:t>
-      </w:r>
-      <w:r>
-        <w:rPr>
-          <w:rFonts w:ascii="Tahoma" w:eastAsia="Times New Roman" w:hAnsi="Tahoma" w:cs="Tahoma"/>
-          <w:color w:val="1F1F1F"/>
-          <w:kern w:val="0"/>
-          <w:sz w:val="20"/>
-          <w:szCs w:val="20"/>
-          <w14:ligatures w14:val="none"/>
-        </w:rPr>
-        <w:t xml:space="preserve"> Uses a Mixture-of-Transformers (MoT) exclusively to handle coarse shapes and spatial layout coordinates.</w:t>
-      </w:r>
-    </w:p>
-    <w:p>
-      <w:pPr>
-        <w:numPr>
-          <w:ilvl w:val="0"/>
-          <w:numId w:val="21"/>
-        </w:numPr>
-        <w:spacing w:after="0" w:line="240" w:lineRule="auto"/>
-        <w:rPr>
-          <w:rFonts w:ascii="Tahoma" w:eastAsia="Times New Roman" w:hAnsi="Tahoma" w:cs="Tahoma"/>
-          <w:color w:val="1F1F1F"/>
-          <w:kern w:val="0"/>
-          <w:sz w:val="20"/>
-          <w:szCs w:val="20"/>
-          <w14:ligatures w14:val="none"/>
-        </w:rPr>
-      </w:pPr>
-      <w:r>
-        <w:rPr>
-          <w:rFonts w:ascii="Tahoma" w:eastAsia="Times New Roman" w:hAnsi="Tahoma" w:cs="Tahoma"/>
-          <w:b/>
-          <w:bCs/>
-          <w:color w:val="1F1F1F"/>
-          <w:kern w:val="0"/>
-          <w:sz w:val="20"/>
-          <w:szCs w:val="20"/>
-          <w:bdr w:val="none" w:sz="0" w:space="0" w:color="auto" w:frame="1"/>
-          <w14:ligatures w14:val="none"/>
-        </w:rPr>
-        <w:t>Texture &amp; Refinement Model (600M Parameters):</w:t>
-      </w:r>
-      <w:r>
-        <w:rPr>
-          <w:rFonts w:ascii="Tahoma" w:eastAsia="Times New Roman" w:hAnsi="Tahoma" w:cs="Tahoma"/>
-          <w:color w:val="1F1F1F"/>
-          <w:kern w:val="0"/>
-          <w:sz w:val="20"/>
-          <w:szCs w:val="20"/>
-          <w14:ligatures w14:val="none"/>
-        </w:rPr>
-        <w:t xml:space="preserve"> A smaller, highly efficient model that takes active voxels from the geometry model to extract high-resolution textures.</w:t>
-      </w:r>
-    </w:p>
-    <w:p>
-      <w:pPr>
-        <w:numPr>
-          <w:ilvl w:val="0"/>
-          <w:numId w:val="21"/>
-        </w:numPr>
-        <w:spacing w:after="0" w:line="240" w:lineRule="auto"/>
-        <w:rPr>
-          <w:rFonts w:ascii="Tahoma" w:eastAsia="Times New Roman" w:hAnsi="Tahoma" w:cs="Tahoma"/>
-          <w:color w:val="1F1F1F"/>
-          <w:kern w:val="0"/>
-          <w:sz w:val="20"/>
-          <w:szCs w:val="20"/>
-          <w14:ligatures w14:val="none"/>
-        </w:rPr>
-      </w:pPr>
-      <w:r>
-        <w:rPr>
-          <w:rFonts w:ascii="Tahoma" w:eastAsia="Times New Roman" w:hAnsi="Tahoma" w:cs="Tahoma"/>
-          <w:b/>
-          <w:bCs/>
-          <w:color w:val="1F1F1F"/>
-          <w:kern w:val="0"/>
-          <w:sz w:val="20"/>
-          <w:szCs w:val="20"/>
-          <w:bdr w:val="none" w:sz="0" w:space="0" w:color="auto" w:frame="1"/>
-          <w14:ligatures w14:val="none"/>
-        </w:rPr>
-        <w:t>Strategic Cost Management:</w:t>
-      </w:r>
-      <w:r>
-        <w:rPr>
-          <w:rFonts w:ascii="Tahoma" w:eastAsia="Times New Roman" w:hAnsi="Tahoma" w:cs="Tahoma"/>
-          <w:color w:val="1F1F1F"/>
-          <w:kern w:val="0"/>
-          <w:sz w:val="20"/>
-          <w:szCs w:val="20"/>
-          <w14:ligatures w14:val="none"/>
-        </w:rPr>
-        <w:t xml:space="preserve"> By utilizing cost-effective tiering and triage routing, they spent expensive human artist time </w:t>
-      </w:r>
-      <w:r>
-        <w:rPr>
-          <w:rFonts w:ascii="Tahoma" w:eastAsia="Times New Roman" w:hAnsi="Tahoma" w:cs="Tahoma"/>
-          <w:i/>
-          <w:iCs/>
-          <w:color w:val="1F1F1F"/>
-          <w:kern w:val="0"/>
-          <w:sz w:val="20"/>
-          <w:szCs w:val="20"/>
-          <w:bdr w:val="none" w:sz="0" w:space="0" w:color="auto" w:frame="1"/>
-          <w14:ligatures w14:val="none"/>
-        </w:rPr>
-        <w:t>only</w:t>
-      </w:r>
-      <w:r>
-        <w:rPr>
-          <w:rFonts w:ascii="Tahoma" w:eastAsia="Times New Roman" w:hAnsi="Tahoma" w:cs="Tahoma"/>
-          <w:color w:val="1F1F1F"/>
-          <w:kern w:val="0"/>
-          <w:sz w:val="20"/>
-          <w:szCs w:val="20"/>
-          <w14:ligatures w14:val="none"/>
-        </w:rPr>
-        <w:t xml:space="preserve"> on the final 10% refinement phase to eliminate specific edge-case failures like "floaters" or missing symmetry.</w:t>
-      </w:r>
-    </w:p>
-    <w:p>
-      <w:pPr>
-        <w:spacing w:after="0" w:line="240" w:lineRule="auto"/>
-        <w:outlineLvl w:val="1"/>
-        <w:rPr>
-          <w:rFonts w:ascii="Tahoma" w:eastAsia="Times New Roman" w:hAnsi="Tahoma" w:cs="Tahoma"/>
-          <w:color w:val="1F1F1F"/>
-          <w:kern w:val="0"/>
-          <w:sz w:val="20"/>
-          <w:szCs w:val="20"/>
-          <w14:ligatures w14:val="none"/>
-        </w:rPr>
-      </w:pPr>
-      <w:r>
-        <w:rPr>
-          <w:rFonts w:ascii="Tahoma" w:eastAsia="Times New Roman" w:hAnsi="Tahoma" w:cs="Tahoma"/>
-          <w:b/>
-          <w:bCs/>
-          <w:color w:val="1F1F1F"/>
-          <w:kern w:val="0"/>
-          <w:sz w:val="20"/>
-          <w:szCs w:val="20"/>
-          <w14:ligatures w14:val="none"/>
-        </w:rPr>
-        <w:t xml:space="preserve">5. </w:t>
-      </w:r>
-      <w:r>
-        <w:rPr>
-          <w:rFonts w:ascii="Tahoma" w:eastAsia="Times New Roman" w:hAnsi="Tahoma" w:cs="Tahoma"/>
-          <w:b/>
-          <w:bCs/>
-          <w:color w:val="1F1F1F"/>
-          <w:kern w:val="0"/>
-          <w:sz w:val="20"/>
-          <w:szCs w:val="20"/>
-          <w14:ligatures w14:val="none"/>
-        </w:rPr>
-        <w:t xml:space="preserve">Dual-Context </w:t>
-      </w:r>
-      <w:r>
-        <w:rPr>
-          <w:rFonts w:ascii="Tahoma" w:eastAsia="Times New Roman" w:hAnsi="Tahoma" w:cs="Tahoma"/>
-          <w:color w:val="1F1F1F"/>
-          <w:kern w:val="0"/>
-          <w:sz w:val="20"/>
-          <w:szCs w:val="20"/>
-          <w14:ligatures w14:val="none"/>
-        </w:rPr>
-        <w:t>Grounding</w:t>
-      </w:r>
-      <w:r>
-        <w:rPr>
-          <w:rFonts w:ascii="Tahoma" w:eastAsia="Times New Roman" w:hAnsi="Tahoma" w:cs="Tahoma"/>
-          <w:color w:val="1F1F1F"/>
-          <w:kern w:val="0"/>
-          <w:sz w:val="20"/>
-          <w:szCs w:val="20"/>
-          <w14:ligatures w14:val="none"/>
-        </w:rPr>
-        <w:t xml:space="preserve"> </w:t>
       </w:r>
     </w:p>
     <w:p>
@@ -2199,12 +1942,22 @@
         <w:pStyle w:val="ListParagraph"/>
         <w:numPr>
           <w:ilvl w:val="0"/>
-          <w:numId w:val="23"/>
+          <w:numId w:val="24"/>
         </w:numPr>
         <w:spacing w:after="0" w:line="240" w:lineRule="auto"/>
         <w:outlineLvl w:val="1"/>
         <w:rPr>
           <w:rFonts w:ascii="Tahoma" w:eastAsia="Times New Roman" w:hAnsi="Tahoma" w:cs="Tahoma"/>
+          <w:color w:val="1F1F1F"/>
+          <w:kern w:val="0"/>
+          <w:sz w:val="20"/>
+          <w:szCs w:val="20"/>
+          <w14:ligatures w14:val="none"/>
+        </w:rPr>
+      </w:pPr>
+      <w:r>
+        <w:rPr>
+          <w:rFonts w:ascii="Tahoma" w:eastAsia="Times New Roman" w:hAnsi="Tahoma" w:cs="Tahoma"/>
           <w:b/>
           <w:bCs/>
           <w:color w:val="1F1F1F"/>
@@ -2213,86 +1966,266 @@
           <w:szCs w:val="20"/>
           <w14:ligatures w14:val="none"/>
         </w:rPr>
-      </w:pPr>
-      <w:r>
-        <w:rPr>
-          <w:rFonts w:ascii="Tahoma" w:eastAsia="Times New Roman" w:hAnsi="Tahoma" w:cs="Tahoma"/>
-          <w:color w:val="1F1F1F"/>
-          <w:kern w:val="0"/>
-          <w:sz w:val="20"/>
-          <w:szCs w:val="20"/>
-          <w14:ligatures w14:val="none"/>
-        </w:rPr>
-        <w:t xml:space="preserve">The </w:t>
-      </w:r>
-      <w:r>
-        <w:rPr>
-          <w:rFonts w:ascii="Tahoma" w:eastAsia="Times New Roman" w:hAnsi="Tahoma" w:cs="Tahoma"/>
-          <w:color w:val="1F1F1F"/>
-          <w:kern w:val="0"/>
-          <w:sz w:val="20"/>
-          <w:szCs w:val="20"/>
-          <w14:ligatures w14:val="none"/>
-        </w:rPr>
-        <w:t xml:space="preserve">paper demonstrates a masterful handling of spatial features by feeding the DINOv2 encoder a duality of information: a high-resolution, tightly cropped object mask </w:t>
-      </w:r>
-      <w:r>
-        <w:rPr>
-          <w:rFonts w:ascii="Tahoma" w:eastAsia="Times New Roman" w:hAnsi="Tahoma" w:cs="Tahoma"/>
-          <w:i/>
-          <w:iCs/>
-          <w:color w:val="1F1F1F"/>
-          <w:kern w:val="0"/>
-          <w:sz w:val="20"/>
-          <w:szCs w:val="20"/>
-          <w:bdr w:val="none" w:sz="0" w:space="0" w:color="auto" w:frame="1"/>
-          <w14:ligatures w14:val="none"/>
-        </w:rPr>
-        <w:t>plus</w:t>
-      </w:r>
-      <w:r>
-        <w:rPr>
-          <w:rFonts w:ascii="Tahoma" w:eastAsia="Times New Roman" w:hAnsi="Tahoma" w:cs="Tahoma"/>
-          <w:color w:val="1F1F1F"/>
-          <w:kern w:val="0"/>
-          <w:sz w:val="20"/>
-          <w:szCs w:val="20"/>
-          <w14:ligatures w14:val="none"/>
-        </w:rPr>
-        <w:t xml:space="preserve"> the </w:t>
-      </w:r>
-      <w:r>
-        <w:rPr>
-          <w:rFonts w:ascii="Tahoma" w:eastAsia="Times New Roman" w:hAnsi="Tahoma" w:cs="Tahoma"/>
-          <w:color w:val="1F1F1F"/>
-          <w:kern w:val="0"/>
-          <w:sz w:val="20"/>
-          <w:szCs w:val="20"/>
-          <w:bdr w:val="none" w:sz="0" w:space="0" w:color="auto" w:frame="1"/>
-          <w14:ligatures w14:val="none"/>
-        </w:rPr>
-        <w:t>entire global image background</w:t>
-      </w:r>
-      <w:r>
-        <w:rPr>
-          <w:rFonts w:ascii="Tahoma" w:eastAsia="Times New Roman" w:hAnsi="Tahoma" w:cs="Tahoma"/>
-          <w:color w:val="1F1F1F"/>
-          <w:kern w:val="0"/>
-          <w:sz w:val="20"/>
-          <w:szCs w:val="20"/>
-          <w14:ligatures w14:val="none"/>
-        </w:rPr>
-        <w:t>. This ensures the model predicts 3D structures that are physically and contextually coherent with the environment's overall lighting, perspective, and relational scaling.</w:t>
+        <w:t>Resource-Conscious System Architecture</w:t>
+      </w:r>
+      <w:r>
+        <w:rPr>
+          <w:rFonts w:ascii="Tahoma" w:eastAsia="Times New Roman" w:hAnsi="Tahoma" w:cs="Tahoma"/>
+          <w:color w:val="1F1F1F"/>
+          <w:kern w:val="0"/>
+          <w:sz w:val="20"/>
+          <w:szCs w:val="20"/>
+          <w14:ligatures w14:val="none"/>
+        </w:rPr>
+        <w:t xml:space="preserve"> - </w:t>
+      </w:r>
+      <w:r>
+        <w:rPr>
+          <w:rFonts w:ascii="Tahoma" w:eastAsia="Times New Roman" w:hAnsi="Tahoma" w:cs="Tahoma"/>
+          <w:color w:val="1F1F1F"/>
+          <w:kern w:val="0"/>
+          <w:sz w:val="20"/>
+          <w:szCs w:val="20"/>
+          <w14:ligatures w14:val="none"/>
+        </w:rPr>
+        <w:t>The</w:t>
+      </w:r>
+      <w:r>
+        <w:rPr>
+          <w:rFonts w:ascii="Tahoma" w:eastAsia="Times New Roman" w:hAnsi="Tahoma" w:cs="Tahoma"/>
+          <w:color w:val="1F1F1F"/>
+          <w:kern w:val="0"/>
+          <w:sz w:val="20"/>
+          <w:szCs w:val="20"/>
+          <w14:ligatures w14:val="none"/>
+        </w:rPr>
+        <w:t xml:space="preserve"> paper demonstrate</w:t>
+      </w:r>
+      <w:r>
+        <w:rPr>
+          <w:rFonts w:ascii="Tahoma" w:eastAsia="Times New Roman" w:hAnsi="Tahoma" w:cs="Tahoma"/>
+          <w:color w:val="1F1F1F"/>
+          <w:kern w:val="0"/>
+          <w:sz w:val="20"/>
+          <w:szCs w:val="20"/>
+          <w14:ligatures w14:val="none"/>
+        </w:rPr>
+        <w:t>d</w:t>
+      </w:r>
+      <w:r>
+        <w:rPr>
+          <w:rFonts w:ascii="Tahoma" w:eastAsia="Times New Roman" w:hAnsi="Tahoma" w:cs="Tahoma"/>
+          <w:color w:val="1F1F1F"/>
+          <w:kern w:val="0"/>
+          <w:sz w:val="20"/>
+          <w:szCs w:val="20"/>
+          <w14:ligatures w14:val="none"/>
+        </w:rPr>
+        <w:t xml:space="preserve"> architectural efficiency over mindless compute scaling. The </w:t>
+      </w:r>
+      <w:r>
+        <w:rPr>
+          <w:rFonts w:ascii="Tahoma" w:eastAsia="Times New Roman" w:hAnsi="Tahoma" w:cs="Tahoma"/>
+          <w:color w:val="1F1F1F"/>
+          <w:kern w:val="0"/>
+          <w:sz w:val="20"/>
+          <w:szCs w:val="20"/>
+          <w14:ligatures w14:val="none"/>
+        </w:rPr>
+        <w:t>researchers</w:t>
+      </w:r>
+      <w:r>
+        <w:rPr>
+          <w:rFonts w:ascii="Tahoma" w:eastAsia="Times New Roman" w:hAnsi="Tahoma" w:cs="Tahoma"/>
+          <w:color w:val="1F1F1F"/>
+          <w:kern w:val="0"/>
+          <w:sz w:val="20"/>
+          <w:szCs w:val="20"/>
+          <w14:ligatures w14:val="none"/>
+        </w:rPr>
+        <w:t xml:space="preserve"> decoupled their pipeline into two highly specialized, asymmetric modules:</w:t>
       </w:r>
     </w:p>
     <w:p>
       <w:pPr>
-        <w:rPr>
-          <w:rFonts w:ascii="Tahoma" w:hAnsi="Tahoma" w:cs="Tahoma"/>
-          <w:sz w:val="20"/>
-          <w:szCs w:val="20"/>
-        </w:rPr>
-      </w:pPr>
+        <w:pStyle w:val="ListParagraph"/>
+        <w:numPr>
+          <w:ilvl w:val="1"/>
+          <w:numId w:val="24"/>
+        </w:numPr>
+        <w:spacing w:after="0" w:line="240" w:lineRule="auto"/>
+        <w:outlineLvl w:val="1"/>
+        <w:rPr>
+          <w:rFonts w:ascii="Tahoma" w:eastAsia="Times New Roman" w:hAnsi="Tahoma" w:cs="Tahoma"/>
+          <w:color w:val="1F1F1F"/>
+          <w:kern w:val="0"/>
+          <w:sz w:val="20"/>
+          <w:szCs w:val="20"/>
+          <w14:ligatures w14:val="none"/>
+        </w:rPr>
+      </w:pPr>
+      <w:r>
+        <w:rPr>
+          <w:rFonts w:ascii="Tahoma" w:eastAsia="Times New Roman" w:hAnsi="Tahoma" w:cs="Tahoma"/>
+          <w:color w:val="1F1F1F"/>
+          <w:kern w:val="0"/>
+          <w:sz w:val="20"/>
+          <w:szCs w:val="20"/>
+          <w14:ligatures w14:val="none"/>
+        </w:rPr>
+        <w:t>Geometry Model (1.2B Parameters): Uses a Mixture-of-Transformers (MoT) exclusively to handle coarse shapes and spatial layout coordinates.</w:t>
+      </w:r>
+    </w:p>
+    <w:p>
+      <w:pPr>
+        <w:pStyle w:val="ListParagraph"/>
+        <w:numPr>
+          <w:ilvl w:val="1"/>
+          <w:numId w:val="24"/>
+        </w:numPr>
+        <w:spacing w:after="0" w:line="240" w:lineRule="auto"/>
+        <w:outlineLvl w:val="1"/>
+        <w:rPr>
+          <w:rFonts w:ascii="Tahoma" w:eastAsia="Times New Roman" w:hAnsi="Tahoma" w:cs="Tahoma"/>
+          <w:color w:val="1F1F1F"/>
+          <w:kern w:val="0"/>
+          <w:sz w:val="20"/>
+          <w:szCs w:val="20"/>
+          <w14:ligatures w14:val="none"/>
+        </w:rPr>
+      </w:pPr>
+      <w:r>
+        <w:rPr>
+          <w:rFonts w:ascii="Tahoma" w:eastAsia="Times New Roman" w:hAnsi="Tahoma" w:cs="Tahoma"/>
+          <w:color w:val="1F1F1F"/>
+          <w:kern w:val="0"/>
+          <w:sz w:val="20"/>
+          <w:szCs w:val="20"/>
+          <w14:ligatures w14:val="none"/>
+        </w:rPr>
+        <w:t>Texture &amp; Refinement Model (600M Parameters): A smaller, highly efficient model that takes active voxels from the geometry model to extract high-resolution textures.</w:t>
+      </w:r>
+    </w:p>
+    <w:p>
+      <w:pPr>
+        <w:pStyle w:val="ListParagraph"/>
+        <w:numPr>
+          <w:ilvl w:val="0"/>
+          <w:numId w:val="24"/>
+        </w:numPr>
+        <w:spacing w:after="0" w:line="240" w:lineRule="auto"/>
+        <w:outlineLvl w:val="1"/>
+        <w:rPr>
+          <w:rFonts w:ascii="Tahoma" w:eastAsia="Times New Roman" w:hAnsi="Tahoma" w:cs="Tahoma"/>
+          <w:color w:val="1F1F1F"/>
+          <w:kern w:val="0"/>
+          <w:sz w:val="20"/>
+          <w:szCs w:val="20"/>
+          <w14:ligatures w14:val="none"/>
+        </w:rPr>
+      </w:pPr>
+      <w:r>
+        <w:rPr>
+          <w:rFonts w:ascii="Tahoma" w:eastAsia="Times New Roman" w:hAnsi="Tahoma" w:cs="Tahoma"/>
+          <w:b/>
+          <w:bCs/>
+          <w:color w:val="1F1F1F"/>
+          <w:kern w:val="0"/>
+          <w:sz w:val="20"/>
+          <w:szCs w:val="20"/>
+          <w14:ligatures w14:val="none"/>
+        </w:rPr>
+        <w:t>Strategic Cost Management</w:t>
+      </w:r>
+      <w:r>
+        <w:rPr>
+          <w:rFonts w:ascii="Tahoma" w:eastAsia="Times New Roman" w:hAnsi="Tahoma" w:cs="Tahoma"/>
+          <w:color w:val="1F1F1F"/>
+          <w:kern w:val="0"/>
+          <w:sz w:val="20"/>
+          <w:szCs w:val="20"/>
+          <w14:ligatures w14:val="none"/>
+        </w:rPr>
+        <w:t xml:space="preserve"> </w:t>
+      </w:r>
+      <w:r>
+        <w:rPr>
+          <w:rFonts w:ascii="Tahoma" w:eastAsia="Times New Roman" w:hAnsi="Tahoma" w:cs="Tahoma"/>
+          <w:color w:val="1F1F1F"/>
+          <w:kern w:val="0"/>
+          <w:sz w:val="20"/>
+          <w:szCs w:val="20"/>
+          <w14:ligatures w14:val="none"/>
+        </w:rPr>
+        <w:t xml:space="preserve">- </w:t>
+      </w:r>
+      <w:r>
+        <w:rPr>
+          <w:rFonts w:ascii="Tahoma" w:eastAsia="Times New Roman" w:hAnsi="Tahoma" w:cs="Tahoma"/>
+          <w:color w:val="1F1F1F"/>
+          <w:kern w:val="0"/>
+          <w:sz w:val="20"/>
+          <w:szCs w:val="20"/>
+          <w14:ligatures w14:val="none"/>
+        </w:rPr>
+        <w:t>By utilizing cost-effective tiering and triage routing, they spent expensive human artist time only on the final 10% refinement phase to eliminate specific edge-case failures like "floaters" or missing symmetry.</w:t>
+      </w:r>
+    </w:p>
+    <w:p>
+      <w:pPr>
+        <w:pStyle w:val="ListParagraph"/>
+        <w:numPr>
+          <w:ilvl w:val="0"/>
+          <w:numId w:val="24"/>
+        </w:numPr>
+        <w:spacing w:after="0" w:line="240" w:lineRule="auto"/>
+        <w:outlineLvl w:val="1"/>
+        <w:rPr>
+          <w:rFonts w:ascii="Tahoma" w:eastAsia="Times New Roman" w:hAnsi="Tahoma" w:cs="Tahoma"/>
+          <w:b/>
+          <w:bCs/>
+          <w:color w:val="1F1F1F"/>
+          <w:kern w:val="0"/>
+          <w:sz w:val="20"/>
+          <w:szCs w:val="20"/>
+          <w14:ligatures w14:val="none"/>
+        </w:rPr>
+      </w:pPr>
+      <w:r>
+        <w:rPr>
+          <w:rFonts w:ascii="Tahoma" w:eastAsia="Times New Roman" w:hAnsi="Tahoma" w:cs="Tahoma"/>
+          <w:b/>
+          <w:bCs/>
+          <w:color w:val="1F1F1F"/>
+          <w:kern w:val="0"/>
+          <w:sz w:val="20"/>
+          <w:szCs w:val="20"/>
+          <w14:ligatures w14:val="none"/>
+        </w:rPr>
+        <w:t>Dual-Context Grounding</w:t>
+      </w:r>
+      <w:r>
+        <w:rPr>
+          <w:rFonts w:ascii="Tahoma" w:eastAsia="Times New Roman" w:hAnsi="Tahoma" w:cs="Tahoma"/>
+          <w:color w:val="1F1F1F"/>
+          <w:kern w:val="0"/>
+          <w:sz w:val="20"/>
+          <w:szCs w:val="20"/>
+          <w14:ligatures w14:val="none"/>
+        </w:rPr>
+        <w:t xml:space="preserve"> - </w:t>
+      </w:r>
+      <w:r>
+        <w:rPr>
+          <w:rFonts w:ascii="Tahoma" w:eastAsia="Times New Roman" w:hAnsi="Tahoma" w:cs="Tahoma"/>
+          <w:color w:val="1F1F1F"/>
+          <w:kern w:val="0"/>
+          <w:sz w:val="20"/>
+          <w:szCs w:val="20"/>
+          <w14:ligatures w14:val="none"/>
+        </w:rPr>
+        <w:t>The paper demonstrates a masterful handling of spatial features by feeding the DINOv2 encoder a duality of information: a high-resolution, tightly cropped object mask plus the entire global image background. This ensures the model predicts 3D structures that are physically and contextually coherent with the environment's overall lighting, perspective, and relational scaling.</w:t>
+      </w:r>
     </w:p>
     <w:sectPr>
       <w:pgSz w:w="12240" w:h="15840"/>
@@ -2420,6 +2353,119 @@
     </w:lvl>
   </w:abstractNum>
   <w:abstractNum w:abstractNumId="1" w15:restartNumberingAfterBreak="0">
+    <w:nsid w:val="0A4529A3"/>
+    <w:multiLevelType w:val="hybridMultilevel"/>
+    <w:tmpl w:val="154EB048"/>
+    <w:lvl w:ilvl="0" w:tplc="04090001">
+      <w:start w:val="1"/>
+      <w:numFmt w:val="bullet"/>
+      <w:lvlText w:val=""/>
+      <w:lvlJc w:val="left"/>
+      <w:pPr>
+        <w:ind w:left="720" w:hanging="360"/>
+      </w:pPr>
+      <w:rPr>
+        <w:rFonts w:ascii="Symbol" w:hAnsi="Symbol" w:hint="default"/>
+      </w:rPr>
+    </w:lvl>
+    <w:lvl w:ilvl="1" w:tplc="04090003">
+      <w:start w:val="1"/>
+      <w:numFmt w:val="bullet"/>
+      <w:lvlText w:val="o"/>
+      <w:lvlJc w:val="left"/>
+      <w:pPr>
+        <w:ind w:left="1440" w:hanging="360"/>
+      </w:pPr>
+      <w:rPr>
+        <w:rFonts w:ascii="Courier New" w:hAnsi="Courier New" w:cs="Courier New" w:hint="default"/>
+      </w:rPr>
+    </w:lvl>
+    <w:lvl w:ilvl="2" w:tplc="04090005" w:tentative="1">
+      <w:start w:val="1"/>
+      <w:numFmt w:val="bullet"/>
+      <w:lvlText w:val=""/>
+      <w:lvlJc w:val="left"/>
+      <w:pPr>
+        <w:ind w:left="2160" w:hanging="360"/>
+      </w:pPr>
+      <w:rPr>
+        <w:rFonts w:ascii="Wingdings" w:hAnsi="Wingdings" w:hint="default"/>
+      </w:rPr>
+    </w:lvl>
+    <w:lvl w:ilvl="3" w:tplc="04090001" w:tentative="1">
+      <w:start w:val="1"/>
+      <w:numFmt w:val="bullet"/>
+      <w:lvlText w:val=""/>
+      <w:lvlJc w:val="left"/>
+      <w:pPr>
+        <w:ind w:left="2880" w:hanging="360"/>
+      </w:pPr>
+      <w:rPr>
+        <w:rFonts w:ascii="Symbol" w:hAnsi="Symbol" w:hint="default"/>
+      </w:rPr>
+    </w:lvl>
+    <w:lvl w:ilvl="4" w:tplc="04090003" w:tentative="1">
+      <w:start w:val="1"/>
+      <w:numFmt w:val="bullet"/>
+      <w:lvlText w:val="o"/>
+      <w:lvlJc w:val="left"/>
+      <w:pPr>
+        <w:ind w:left="3600" w:hanging="360"/>
+      </w:pPr>
+      <w:rPr>
+        <w:rFonts w:ascii="Courier New" w:hAnsi="Courier New" w:cs="Courier New" w:hint="default"/>
+      </w:rPr>
+    </w:lvl>
+    <w:lvl w:ilvl="5" w:tplc="04090005" w:tentative="1">
+      <w:start w:val="1"/>
+      <w:numFmt w:val="bullet"/>
+      <w:lvlText w:val=""/>
+      <w:lvlJc w:val="left"/>
+      <w:pPr>
+        <w:ind w:left="4320" w:hanging="360"/>
+      </w:pPr>
+      <w:rPr>
+        <w:rFonts w:ascii="Wingdings" w:hAnsi="Wingdings" w:hint="default"/>
+      </w:rPr>
+    </w:lvl>
+    <w:lvl w:ilvl="6" w:tplc="04090001" w:tentative="1">
+      <w:start w:val="1"/>
+      <w:numFmt w:val="bullet"/>
+      <w:lvlText w:val=""/>
+      <w:lvlJc w:val="left"/>
+      <w:pPr>
+        <w:ind w:left="5040" w:hanging="360"/>
+      </w:pPr>
+      <w:rPr>
+        <w:rFonts w:ascii="Symbol" w:hAnsi="Symbol" w:hint="default"/>
+      </w:rPr>
+    </w:lvl>
+    <w:lvl w:ilvl="7" w:tplc="04090003" w:tentative="1">
+      <w:start w:val="1"/>
+      <w:numFmt w:val="bullet"/>
+      <w:lvlText w:val="o"/>
+      <w:lvlJc w:val="left"/>
+      <w:pPr>
+        <w:ind w:left="5760" w:hanging="360"/>
+      </w:pPr>
+      <w:rPr>
+        <w:rFonts w:ascii="Courier New" w:hAnsi="Courier New" w:cs="Courier New" w:hint="default"/>
+      </w:rPr>
+    </w:lvl>
+    <w:lvl w:ilvl="8" w:tplc="04090005" w:tentative="1">
+      <w:start w:val="1"/>
+      <w:numFmt w:val="bullet"/>
+      <w:lvlText w:val=""/>
+      <w:lvlJc w:val="left"/>
+      <w:pPr>
+        <w:ind w:left="6480" w:hanging="360"/>
+      </w:pPr>
+      <w:rPr>
+        <w:rFonts w:ascii="Wingdings" w:hAnsi="Wingdings" w:hint="default"/>
+      </w:rPr>
+    </w:lvl>
+  </w:abstractNum>
+  <w:abstractNum w:abstractNumId="2" w15:restartNumberingAfterBreak="0">
     <w:nsid w:val="142E6555"/>
     <w:multiLevelType w:val="hybridMultilevel"/>
     <w:tmpl w:val="52560688"/>
@@ -2532,7 +2578,7 @@
       </w:rPr>
     </w:lvl>
   </w:abstractNum>
-  <w:abstractNum w:abstractNumId="2" w15:restartNumberingAfterBreak="0">
+  <w:abstractNum w:abstractNumId="3" w15:restartNumberingAfterBreak="0">
     <w:nsid w:val="144372F6"/>
     <w:multiLevelType w:val="hybridMultilevel"/>
     <w:tmpl w:val="0BE808C4"/>
@@ -2645,7 +2691,120 @@
       </w:rPr>
     </w:lvl>
   </w:abstractNum>
-  <w:abstractNum w:abstractNumId="3" w15:restartNumberingAfterBreak="0">
+  <w:abstractNum w:abstractNumId="4" w15:restartNumberingAfterBreak="0">
+    <w:nsid w:val="1B542429"/>
+    <w:multiLevelType w:val="hybridMultilevel"/>
+    <w:tmpl w:val="F44A84B4"/>
+    <w:lvl w:ilvl="0" w:tplc="04090001">
+      <w:start w:val="1"/>
+      <w:numFmt w:val="bullet"/>
+      <w:lvlText w:val=""/>
+      <w:lvlJc w:val="left"/>
+      <w:pPr>
+        <w:ind w:left="720" w:hanging="360"/>
+      </w:pPr>
+      <w:rPr>
+        <w:rFonts w:ascii="Symbol" w:hAnsi="Symbol" w:hint="default"/>
+      </w:rPr>
+    </w:lvl>
+    <w:lvl w:ilvl="1" w:tplc="04090003">
+      <w:start w:val="1"/>
+      <w:numFmt w:val="bullet"/>
+      <w:lvlText w:val="o"/>
+      <w:lvlJc w:val="left"/>
+      <w:pPr>
+        <w:ind w:left="1440" w:hanging="360"/>
+      </w:pPr>
+      <w:rPr>
+        <w:rFonts w:ascii="Courier New" w:hAnsi="Courier New" w:cs="Courier New" w:hint="default"/>
+      </w:rPr>
+    </w:lvl>
+    <w:lvl w:ilvl="2" w:tplc="04090005" w:tentative="1">
+      <w:start w:val="1"/>
+      <w:numFmt w:val="bullet"/>
+      <w:lvlText w:val=""/>
+      <w:lvlJc w:val="left"/>
+      <w:pPr>
+        <w:ind w:left="2160" w:hanging="360"/>
+      </w:pPr>
+      <w:rPr>
+        <w:rFonts w:ascii="Wingdings" w:hAnsi="Wingdings" w:hint="default"/>
+      </w:rPr>
+    </w:lvl>
+    <w:lvl w:ilvl="3" w:tplc="04090001" w:tentative="1">
+      <w:start w:val="1"/>
+      <w:numFmt w:val="bullet"/>
+      <w:lvlText w:val=""/>
+      <w:lvlJc w:val="left"/>
+      <w:pPr>
+        <w:ind w:left="2880" w:hanging="360"/>
+      </w:pPr>
+      <w:rPr>
+        <w:rFonts w:ascii="Symbol" w:hAnsi="Symbol" w:hint="default"/>
+      </w:rPr>
+    </w:lvl>
+    <w:lvl w:ilvl="4" w:tplc="04090003" w:tentative="1">
+      <w:start w:val="1"/>
+      <w:numFmt w:val="bullet"/>
+      <w:lvlText w:val="o"/>
+      <w:lvlJc w:val="left"/>
+      <w:pPr>
+        <w:ind w:left="3600" w:hanging="360"/>
+      </w:pPr>
+      <w:rPr>
+        <w:rFonts w:ascii="Courier New" w:hAnsi="Courier New" w:cs="Courier New" w:hint="default"/>
+      </w:rPr>
+    </w:lvl>
+    <w:lvl w:ilvl="5" w:tplc="04090005" w:tentative="1">
+      <w:start w:val="1"/>
+      <w:numFmt w:val="bullet"/>
+      <w:lvlText w:val=""/>
+      <w:lvlJc w:val="left"/>
+      <w:pPr>
+        <w:ind w:left="4320" w:hanging="360"/>
+      </w:pPr>
+      <w:rPr>
+        <w:rFonts w:ascii="Wingdings" w:hAnsi="Wingdings" w:hint="default"/>
+      </w:rPr>
+    </w:lvl>
+    <w:lvl w:ilvl="6" w:tplc="04090001" w:tentative="1">
+      <w:start w:val="1"/>
+      <w:numFmt w:val="bullet"/>
+      <w:lvlText w:val=""/>
+      <w:lvlJc w:val="left"/>
+      <w:pPr>
+        <w:ind w:left="5040" w:hanging="360"/>
+      </w:pPr>
+      <w:rPr>
+        <w:rFonts w:ascii="Symbol" w:hAnsi="Symbol" w:hint="default"/>
+      </w:rPr>
+    </w:lvl>
+    <w:lvl w:ilvl="7" w:tplc="04090003" w:tentative="1">
+      <w:start w:val="1"/>
+      <w:numFmt w:val="bullet"/>
+      <w:lvlText w:val="o"/>
+      <w:lvlJc w:val="left"/>
+      <w:pPr>
+        <w:ind w:left="5760" w:hanging="360"/>
+      </w:pPr>
+      <w:rPr>
+        <w:rFonts w:ascii="Courier New" w:hAnsi="Courier New" w:cs="Courier New" w:hint="default"/>
+      </w:rPr>
+    </w:lvl>
+    <w:lvl w:ilvl="8" w:tplc="04090005" w:tentative="1">
+      <w:start w:val="1"/>
+      <w:numFmt w:val="bullet"/>
+      <w:lvlText w:val=""/>
+      <w:lvlJc w:val="left"/>
+      <w:pPr>
+        <w:ind w:left="6480" w:hanging="360"/>
+      </w:pPr>
+      <w:rPr>
+        <w:rFonts w:ascii="Wingdings" w:hAnsi="Wingdings" w:hint="default"/>
+      </w:rPr>
+    </w:lvl>
+  </w:abstractNum>
+  <w:abstractNum w:abstractNumId="5" w15:restartNumberingAfterBreak="0">
     <w:nsid w:val="1D89384E"/>
     <w:multiLevelType w:val="hybridMultilevel"/>
     <w:tmpl w:val="7BB8BC46"/>
@@ -2758,7 +2917,7 @@
       </w:rPr>
     </w:lvl>
   </w:abstractNum>
-  <w:abstractNum w:abstractNumId="4" w15:restartNumberingAfterBreak="0">
+  <w:abstractNum w:abstractNumId="6" w15:restartNumberingAfterBreak="0">
     <w:nsid w:val="20A51DA3"/>
     <w:multiLevelType w:val="hybridMultilevel"/>
     <w:tmpl w:val="61347EF2"/>
@@ -2871,7 +3030,7 @@
       </w:rPr>
     </w:lvl>
   </w:abstractNum>
-  <w:abstractNum w:abstractNumId="5" w15:restartNumberingAfterBreak="0">
+  <w:abstractNum w:abstractNumId="7" w15:restartNumberingAfterBreak="0">
     <w:nsid w:val="2127202D"/>
     <w:multiLevelType w:val="hybridMultilevel"/>
     <w:tmpl w:val="17FC8CC8"/>
@@ -2984,7 +3143,7 @@
       </w:rPr>
     </w:lvl>
   </w:abstractNum>
-  <w:abstractNum w:abstractNumId="6" w15:restartNumberingAfterBreak="0">
+  <w:abstractNum w:abstractNumId="8" w15:restartNumberingAfterBreak="0">
     <w:nsid w:val="23150842"/>
     <w:multiLevelType w:val="hybridMultilevel"/>
     <w:tmpl w:val="2708BE42"/>
@@ -3073,7 +3232,7 @@
       </w:pPr>
     </w:lvl>
   </w:abstractNum>
-  <w:abstractNum w:abstractNumId="7" w15:restartNumberingAfterBreak="0">
+  <w:abstractNum w:abstractNumId="9" w15:restartNumberingAfterBreak="0">
     <w:nsid w:val="29C23B72"/>
     <w:multiLevelType w:val="hybridMultilevel"/>
     <w:tmpl w:val="8228D252"/>
@@ -3186,7 +3345,153 @@
       </w:rPr>
     </w:lvl>
   </w:abstractNum>
-  <w:abstractNum w:abstractNumId="8" w15:restartNumberingAfterBreak="0">
+  <w:abstractNum w:abstractNumId="10" w15:restartNumberingAfterBreak="0">
+    <w:nsid w:val="2C7E1394"/>
+    <w:multiLevelType w:val="multilevel"/>
+    <w:tmpl w:val="87B00EE8"/>
+    <w:lvl w:ilvl="0">
+      <w:start w:val="1"/>
+      <w:numFmt w:val="bullet"/>
+      <w:lvlText w:val="o"/>
+      <w:lvlJc w:val="left"/>
+      <w:pPr>
+        <w:ind w:left="1080" w:hanging="360"/>
+      </w:pPr>
+      <w:rPr>
+        <w:rFonts w:ascii="Courier New" w:hAnsi="Courier New" w:hint="default"/>
+        <w:sz w:val="20"/>
+      </w:rPr>
+    </w:lvl>
+    <w:lvl w:ilvl="1" w:tentative="1">
+      <w:start w:val="1"/>
+      <w:numFmt w:val="bullet"/>
+      <w:lvlText w:val="o"/>
+      <w:lvlJc w:val="left"/>
+      <w:pPr>
+        <w:tabs>
+          <w:tab w:val="num" w:pos="2160"/>
+        </w:tabs>
+        <w:ind w:left="2160" w:hanging="360"/>
+      </w:pPr>
+      <w:rPr>
+        <w:rFonts w:ascii="Courier New" w:hAnsi="Courier New" w:hint="default"/>
+        <w:sz w:val="20"/>
+      </w:rPr>
+    </w:lvl>
+    <w:lvl w:ilvl="2" w:tentative="1">
+      <w:start w:val="1"/>
+      <w:numFmt w:val="bullet"/>
+      <w:lvlText w:val=""/>
+      <w:lvlJc w:val="left"/>
+      <w:pPr>
+        <w:tabs>
+          <w:tab w:val="num" w:pos="2880"/>
+        </w:tabs>
+        <w:ind w:left="2880" w:hanging="360"/>
+      </w:pPr>
+      <w:rPr>
+        <w:rFonts w:ascii="Wingdings" w:hAnsi="Wingdings" w:hint="default"/>
+        <w:sz w:val="20"/>
+      </w:rPr>
+    </w:lvl>
+    <w:lvl w:ilvl="3" w:tentative="1">
+      <w:start w:val="1"/>
+      <w:numFmt w:val="bullet"/>
+      <w:lvlText w:val=""/>
+      <w:lvlJc w:val="left"/>
+      <w:pPr>
+        <w:tabs>
+          <w:tab w:val="num" w:pos="3600"/>
+        </w:tabs>
+        <w:ind w:left="3600" w:hanging="360"/>
+      </w:pPr>
+      <w:rPr>
+        <w:rFonts w:ascii="Wingdings" w:hAnsi="Wingdings" w:hint="default"/>
+        <w:sz w:val="20"/>
+      </w:rPr>
+    </w:lvl>
+    <w:lvl w:ilvl="4" w:tentative="1">
+      <w:start w:val="1"/>
+      <w:numFmt w:val="bullet"/>
+      <w:lvlText w:val=""/>
+      <w:lvlJc w:val="left"/>
+      <w:pPr>
+        <w:tabs>
+          <w:tab w:val="num" w:pos="4320"/>
+        </w:tabs>
+        <w:ind w:left="4320" w:hanging="360"/>
+      </w:pPr>
+      <w:rPr>
+        <w:rFonts w:ascii="Wingdings" w:hAnsi="Wingdings" w:hint="default"/>
+        <w:sz w:val="20"/>
+      </w:rPr>
+    </w:lvl>
+    <w:lvl w:ilvl="5" w:tentative="1">
+      <w:start w:val="1"/>
+      <w:numFmt w:val="bullet"/>
+      <w:lvlText w:val=""/>
+      <w:lvlJc w:val="left"/>
+      <w:pPr>
+        <w:tabs>
+          <w:tab w:val="num" w:pos="5040"/>
+        </w:tabs>
+        <w:ind w:left="5040" w:hanging="360"/>
+      </w:pPr>
+      <w:rPr>
+        <w:rFonts w:ascii="Wingdings" w:hAnsi="Wingdings" w:hint="default"/>
+        <w:sz w:val="20"/>
+      </w:rPr>
+    </w:lvl>
+    <w:lvl w:ilvl="6" w:tentative="1">
+      <w:start w:val="1"/>
+      <w:numFmt w:val="bullet"/>
+      <w:lvlText w:val=""/>
+      <w:lvlJc w:val="left"/>
+      <w:pPr>
+        <w:tabs>
+          <w:tab w:val="num" w:pos="5760"/>
+        </w:tabs>
+        <w:ind w:left="5760" w:hanging="360"/>
+      </w:pPr>
+      <w:rPr>
+        <w:rFonts w:ascii="Wingdings" w:hAnsi="Wingdings" w:hint="default"/>
+        <w:sz w:val="20"/>
+      </w:rPr>
+    </w:lvl>
+    <w:lvl w:ilvl="7" w:tentative="1">
+      <w:start w:val="1"/>
+      <w:numFmt w:val="bullet"/>
+      <w:lvlText w:val=""/>
+      <w:lvlJc w:val="left"/>
+      <w:pPr>
+        <w:tabs>
+          <w:tab w:val="num" w:pos="6480"/>
+        </w:tabs>
+        <w:ind w:left="6480" w:hanging="360"/>
+      </w:pPr>
+      <w:rPr>
+        <w:rFonts w:ascii="Wingdings" w:hAnsi="Wingdings" w:hint="default"/>
+        <w:sz w:val="20"/>
+      </w:rPr>
+    </w:lvl>
+    <w:lvl w:ilvl="8" w:tentative="1">
+      <w:start w:val="1"/>
+      <w:numFmt w:val="bullet"/>
+      <w:lvlText w:val=""/>
+      <w:lvlJc w:val="left"/>
+      <w:pPr>
+        <w:tabs>
+          <w:tab w:val="num" w:pos="7200"/>
+        </w:tabs>
+        <w:ind w:left="7200" w:hanging="360"/>
+      </w:pPr>
+      <w:rPr>
+        <w:rFonts w:ascii="Wingdings" w:hAnsi="Wingdings" w:hint="default"/>
+        <w:sz w:val="20"/>
+      </w:rPr>
+    </w:lvl>
+  </w:abstractNum>
+  <w:abstractNum w:abstractNumId="11" w15:restartNumberingAfterBreak="0">
     <w:nsid w:val="33311A6A"/>
     <w:multiLevelType w:val="hybridMultilevel"/>
     <w:tmpl w:val="31D4D9C6"/>
@@ -3299,7 +3604,7 @@
       </w:rPr>
     </w:lvl>
   </w:abstractNum>
-  <w:abstractNum w:abstractNumId="9" w15:restartNumberingAfterBreak="0">
+  <w:abstractNum w:abstractNumId="12" w15:restartNumberingAfterBreak="0">
     <w:nsid w:val="38BC3309"/>
     <w:multiLevelType w:val="multilevel"/>
     <w:tmpl w:val="3A4CD7C6"/>
@@ -3448,7 +3753,7 @@
       </w:rPr>
     </w:lvl>
   </w:abstractNum>
-  <w:abstractNum w:abstractNumId="10" w15:restartNumberingAfterBreak="0">
+  <w:abstractNum w:abstractNumId="13" w15:restartNumberingAfterBreak="0">
     <w:nsid w:val="3CB40903"/>
     <w:multiLevelType w:val="multilevel"/>
     <w:tmpl w:val="C5004290"/>
@@ -3459,6 +3764,1074 @@
       <w:lvlJc w:val="left"/>
       <w:pPr>
         <w:tabs>
+          <w:tab w:val="num" w:pos="1080"/>
+        </w:tabs>
+        <w:ind w:left="1080" w:hanging="360"/>
+      </w:pPr>
+      <w:rPr>
+        <w:rFonts w:ascii="Symbol" w:hAnsi="Symbol" w:hint="default"/>
+        <w:sz w:val="20"/>
+      </w:rPr>
+    </w:lvl>
+    <w:lvl w:ilvl="1" w:tentative="1">
+      <w:start w:val="1"/>
+      <w:numFmt w:val="bullet"/>
+      <w:lvlText w:val="o"/>
+      <w:lvlJc w:val="left"/>
+      <w:pPr>
+        <w:tabs>
+          <w:tab w:val="num" w:pos="1800"/>
+        </w:tabs>
+        <w:ind w:left="1800" w:hanging="360"/>
+      </w:pPr>
+      <w:rPr>
+        <w:rFonts w:ascii="Courier New" w:hAnsi="Courier New" w:hint="default"/>
+        <w:sz w:val="20"/>
+      </w:rPr>
+    </w:lvl>
+    <w:lvl w:ilvl="2" w:tentative="1">
+      <w:start w:val="1"/>
+      <w:numFmt w:val="bullet"/>
+      <w:lvlText w:val=""/>
+      <w:lvlJc w:val="left"/>
+      <w:pPr>
+        <w:tabs>
+          <w:tab w:val="num" w:pos="2520"/>
+        </w:tabs>
+        <w:ind w:left="2520" w:hanging="360"/>
+      </w:pPr>
+      <w:rPr>
+        <w:rFonts w:ascii="Wingdings" w:hAnsi="Wingdings" w:hint="default"/>
+        <w:sz w:val="20"/>
+      </w:rPr>
+    </w:lvl>
+    <w:lvl w:ilvl="3" w:tentative="1">
+      <w:start w:val="1"/>
+      <w:numFmt w:val="bullet"/>
+      <w:lvlText w:val=""/>
+      <w:lvlJc w:val="left"/>
+      <w:pPr>
+        <w:tabs>
+          <w:tab w:val="num" w:pos="3240"/>
+        </w:tabs>
+        <w:ind w:left="3240" w:hanging="360"/>
+      </w:pPr>
+      <w:rPr>
+        <w:rFonts w:ascii="Wingdings" w:hAnsi="Wingdings" w:hint="default"/>
+        <w:sz w:val="20"/>
+      </w:rPr>
+    </w:lvl>
+    <w:lvl w:ilvl="4" w:tentative="1">
+      <w:start w:val="1"/>
+      <w:numFmt w:val="bullet"/>
+      <w:lvlText w:val=""/>
+      <w:lvlJc w:val="left"/>
+      <w:pPr>
+        <w:tabs>
+          <w:tab w:val="num" w:pos="3960"/>
+        </w:tabs>
+        <w:ind w:left="3960" w:hanging="360"/>
+      </w:pPr>
+      <w:rPr>
+        <w:rFonts w:ascii="Wingdings" w:hAnsi="Wingdings" w:hint="default"/>
+        <w:sz w:val="20"/>
+      </w:rPr>
+    </w:lvl>
+    <w:lvl w:ilvl="5" w:tentative="1">
+      <w:start w:val="1"/>
+      <w:numFmt w:val="bullet"/>
+      <w:lvlText w:val=""/>
+      <w:lvlJc w:val="left"/>
+      <w:pPr>
+        <w:tabs>
+          <w:tab w:val="num" w:pos="4680"/>
+        </w:tabs>
+        <w:ind w:left="4680" w:hanging="360"/>
+      </w:pPr>
+      <w:rPr>
+        <w:rFonts w:ascii="Wingdings" w:hAnsi="Wingdings" w:hint="default"/>
+        <w:sz w:val="20"/>
+      </w:rPr>
+    </w:lvl>
+    <w:lvl w:ilvl="6" w:tentative="1">
+      <w:start w:val="1"/>
+      <w:numFmt w:val="bullet"/>
+      <w:lvlText w:val=""/>
+      <w:lvlJc w:val="left"/>
+      <w:pPr>
+        <w:tabs>
+          <w:tab w:val="num" w:pos="5400"/>
+        </w:tabs>
+        <w:ind w:left="5400" w:hanging="360"/>
+      </w:pPr>
+      <w:rPr>
+        <w:rFonts w:ascii="Wingdings" w:hAnsi="Wingdings" w:hint="default"/>
+        <w:sz w:val="20"/>
+      </w:rPr>
+    </w:lvl>
+    <w:lvl w:ilvl="7" w:tentative="1">
+      <w:start w:val="1"/>
+      <w:numFmt w:val="bullet"/>
+      <w:lvlText w:val=""/>
+      <w:lvlJc w:val="left"/>
+      <w:pPr>
+        <w:tabs>
+          <w:tab w:val="num" w:pos="6120"/>
+        </w:tabs>
+        <w:ind w:left="6120" w:hanging="360"/>
+      </w:pPr>
+      <w:rPr>
+        <w:rFonts w:ascii="Wingdings" w:hAnsi="Wingdings" w:hint="default"/>
+        <w:sz w:val="20"/>
+      </w:rPr>
+    </w:lvl>
+    <w:lvl w:ilvl="8" w:tentative="1">
+      <w:start w:val="1"/>
+      <w:numFmt w:val="bullet"/>
+      <w:lvlText w:val=""/>
+      <w:lvlJc w:val="left"/>
+      <w:pPr>
+        <w:tabs>
+          <w:tab w:val="num" w:pos="6840"/>
+        </w:tabs>
+        <w:ind w:left="6840" w:hanging="360"/>
+      </w:pPr>
+      <w:rPr>
+        <w:rFonts w:ascii="Wingdings" w:hAnsi="Wingdings" w:hint="default"/>
+        <w:sz w:val="20"/>
+      </w:rPr>
+    </w:lvl>
+  </w:abstractNum>
+  <w:abstractNum w:abstractNumId="14" w15:restartNumberingAfterBreak="0">
+    <w:nsid w:val="4F2F0D63"/>
+    <w:multiLevelType w:val="hybridMultilevel"/>
+    <w:tmpl w:val="84682DD6"/>
+    <w:lvl w:ilvl="0" w:tplc="04090003">
+      <w:start w:val="1"/>
+      <w:numFmt w:val="bullet"/>
+      <w:lvlText w:val="o"/>
+      <w:lvlJc w:val="left"/>
+      <w:pPr>
+        <w:ind w:left="720" w:hanging="360"/>
+      </w:pPr>
+      <w:rPr>
+        <w:rFonts w:ascii="Courier New" w:hAnsi="Courier New" w:hint="default"/>
+      </w:rPr>
+    </w:lvl>
+    <w:lvl w:ilvl="1" w:tplc="04090003" w:tentative="1">
+      <w:start w:val="1"/>
+      <w:numFmt w:val="bullet"/>
+      <w:lvlText w:val="o"/>
+      <w:lvlJc w:val="left"/>
+      <w:pPr>
+        <w:ind w:left="1440" w:hanging="360"/>
+      </w:pPr>
+      <w:rPr>
+        <w:rFonts w:ascii="Courier New" w:hAnsi="Courier New" w:cs="Courier New" w:hint="default"/>
+      </w:rPr>
+    </w:lvl>
+    <w:lvl w:ilvl="2" w:tplc="04090005" w:tentative="1">
+      <w:start w:val="1"/>
+      <w:numFmt w:val="bullet"/>
+      <w:lvlText w:val=""/>
+      <w:lvlJc w:val="left"/>
+      <w:pPr>
+        <w:ind w:left="2160" w:hanging="360"/>
+      </w:pPr>
+      <w:rPr>
+        <w:rFonts w:ascii="Wingdings" w:hAnsi="Wingdings" w:hint="default"/>
+      </w:rPr>
+    </w:lvl>
+    <w:lvl w:ilvl="3" w:tplc="04090001" w:tentative="1">
+      <w:start w:val="1"/>
+      <w:numFmt w:val="bullet"/>
+      <w:lvlText w:val=""/>
+      <w:lvlJc w:val="left"/>
+      <w:pPr>
+        <w:ind w:left="2880" w:hanging="360"/>
+      </w:pPr>
+      <w:rPr>
+        <w:rFonts w:ascii="Symbol" w:hAnsi="Symbol" w:hint="default"/>
+      </w:rPr>
+    </w:lvl>
+    <w:lvl w:ilvl="4" w:tplc="04090003" w:tentative="1">
+      <w:start w:val="1"/>
+      <w:numFmt w:val="bullet"/>
+      <w:lvlText w:val="o"/>
+      <w:lvlJc w:val="left"/>
+      <w:pPr>
+        <w:ind w:left="3600" w:hanging="360"/>
+      </w:pPr>
+      <w:rPr>
+        <w:rFonts w:ascii="Courier New" w:hAnsi="Courier New" w:cs="Courier New" w:hint="default"/>
+      </w:rPr>
+    </w:lvl>
+    <w:lvl w:ilvl="5" w:tplc="04090005" w:tentative="1">
+      <w:start w:val="1"/>
+      <w:numFmt w:val="bullet"/>
+      <w:lvlText w:val=""/>
+      <w:lvlJc w:val="left"/>
+      <w:pPr>
+        <w:ind w:left="4320" w:hanging="360"/>
+      </w:pPr>
+      <w:rPr>
+        <w:rFonts w:ascii="Wingdings" w:hAnsi="Wingdings" w:hint="default"/>
+      </w:rPr>
+    </w:lvl>
+    <w:lvl w:ilvl="6" w:tplc="04090001" w:tentative="1">
+      <w:start w:val="1"/>
+      <w:numFmt w:val="bullet"/>
+      <w:lvlText w:val=""/>
+      <w:lvlJc w:val="left"/>
+      <w:pPr>
+        <w:ind w:left="5040" w:hanging="360"/>
+      </w:pPr>
+      <w:rPr>
+        <w:rFonts w:ascii="Symbol" w:hAnsi="Symbol" w:hint="default"/>
+      </w:rPr>
+    </w:lvl>
+    <w:lvl w:ilvl="7" w:tplc="04090003" w:tentative="1">
+      <w:start w:val="1"/>
+      <w:numFmt w:val="bullet"/>
+      <w:lvlText w:val="o"/>
+      <w:lvlJc w:val="left"/>
+      <w:pPr>
+        <w:ind w:left="5760" w:hanging="360"/>
+      </w:pPr>
+      <w:rPr>
+        <w:rFonts w:ascii="Courier New" w:hAnsi="Courier New" w:cs="Courier New" w:hint="default"/>
+      </w:rPr>
+    </w:lvl>
+    <w:lvl w:ilvl="8" w:tplc="04090005" w:tentative="1">
+      <w:start w:val="1"/>
+      <w:numFmt w:val="bullet"/>
+      <w:lvlText w:val=""/>
+      <w:lvlJc w:val="left"/>
+      <w:pPr>
+        <w:ind w:left="6480" w:hanging="360"/>
+      </w:pPr>
+      <w:rPr>
+        <w:rFonts w:ascii="Wingdings" w:hAnsi="Wingdings" w:hint="default"/>
+      </w:rPr>
+    </w:lvl>
+  </w:abstractNum>
+  <w:abstractNum w:abstractNumId="15" w15:restartNumberingAfterBreak="0">
+    <w:nsid w:val="513105CF"/>
+    <w:multiLevelType w:val="hybridMultilevel"/>
+    <w:tmpl w:val="F3163BA4"/>
+    <w:lvl w:ilvl="0" w:tplc="0409000F">
+      <w:start w:val="1"/>
+      <w:numFmt w:val="decimal"/>
+      <w:lvlText w:val="%1."/>
+      <w:lvlJc w:val="left"/>
+      <w:pPr>
+        <w:ind w:left="720" w:hanging="360"/>
+      </w:pPr>
+    </w:lvl>
+    <w:lvl w:ilvl="1" w:tplc="04090019" w:tentative="1">
+      <w:start w:val="1"/>
+      <w:numFmt w:val="lowerLetter"/>
+      <w:lvlText w:val="%2."/>
+      <w:lvlJc w:val="left"/>
+      <w:pPr>
+        <w:ind w:left="1440" w:hanging="360"/>
+      </w:pPr>
+    </w:lvl>
+    <w:lvl w:ilvl="2" w:tplc="0409001B" w:tentative="1">
+      <w:start w:val="1"/>
+      <w:numFmt w:val="lowerRoman"/>
+      <w:lvlText w:val="%3."/>
+      <w:lvlJc w:val="right"/>
+      <w:pPr>
+        <w:ind w:left="2160" w:hanging="180"/>
+      </w:pPr>
+    </w:lvl>
+    <w:lvl w:ilvl="3" w:tplc="0409000F" w:tentative="1">
+      <w:start w:val="1"/>
+      <w:numFmt w:val="decimal"/>
+      <w:lvlText w:val="%4."/>
+      <w:lvlJc w:val="left"/>
+      <w:pPr>
+        <w:ind w:left="2880" w:hanging="360"/>
+      </w:pPr>
+    </w:lvl>
+    <w:lvl w:ilvl="4" w:tplc="04090019" w:tentative="1">
+      <w:start w:val="1"/>
+      <w:numFmt w:val="lowerLetter"/>
+      <w:lvlText w:val="%5."/>
+      <w:lvlJc w:val="left"/>
+      <w:pPr>
+        <w:ind w:left="3600" w:hanging="360"/>
+      </w:pPr>
+    </w:lvl>
+    <w:lvl w:ilvl="5" w:tplc="0409001B" w:tentative="1">
+      <w:start w:val="1"/>
+      <w:numFmt w:val="lowerRoman"/>
+      <w:lvlText w:val="%6."/>
+      <w:lvlJc w:val="right"/>
+      <w:pPr>
+        <w:ind w:left="4320" w:hanging="180"/>
+      </w:pPr>
+    </w:lvl>
+    <w:lvl w:ilvl="6" w:tplc="0409000F" w:tentative="1">
+      <w:start w:val="1"/>
+      <w:numFmt w:val="decimal"/>
+      <w:lvlText w:val="%7."/>
+      <w:lvlJc w:val="left"/>
+      <w:pPr>
+        <w:ind w:left="5040" w:hanging="360"/>
+      </w:pPr>
+    </w:lvl>
+    <w:lvl w:ilvl="7" w:tplc="04090019" w:tentative="1">
+      <w:start w:val="1"/>
+      <w:numFmt w:val="lowerLetter"/>
+      <w:lvlText w:val="%8."/>
+      <w:lvlJc w:val="left"/>
+      <w:pPr>
+        <w:ind w:left="5760" w:hanging="360"/>
+      </w:pPr>
+    </w:lvl>
+    <w:lvl w:ilvl="8" w:tplc="0409001B" w:tentative="1">
+      <w:start w:val="1"/>
+      <w:numFmt w:val="lowerRoman"/>
+      <w:lvlText w:val="%9."/>
+      <w:lvlJc w:val="right"/>
+      <w:pPr>
+        <w:ind w:left="6480" w:hanging="180"/>
+      </w:pPr>
+    </w:lvl>
+  </w:abstractNum>
+  <w:abstractNum w:abstractNumId="16" w15:restartNumberingAfterBreak="0">
+    <w:nsid w:val="549470C3"/>
+    <w:multiLevelType w:val="multilevel"/>
+    <w:tmpl w:val="87B00EE8"/>
+    <w:lvl w:ilvl="0">
+      <w:start w:val="1"/>
+      <w:numFmt w:val="bullet"/>
+      <w:lvlText w:val="o"/>
+      <w:lvlJc w:val="left"/>
+      <w:pPr>
+        <w:ind w:left="1080" w:hanging="360"/>
+      </w:pPr>
+      <w:rPr>
+        <w:rFonts w:ascii="Courier New" w:hAnsi="Courier New" w:hint="default"/>
+        <w:sz w:val="20"/>
+      </w:rPr>
+    </w:lvl>
+    <w:lvl w:ilvl="1" w:tentative="1">
+      <w:start w:val="1"/>
+      <w:numFmt w:val="bullet"/>
+      <w:lvlText w:val="o"/>
+      <w:lvlJc w:val="left"/>
+      <w:pPr>
+        <w:tabs>
+          <w:tab w:val="num" w:pos="2160"/>
+        </w:tabs>
+        <w:ind w:left="2160" w:hanging="360"/>
+      </w:pPr>
+      <w:rPr>
+        <w:rFonts w:ascii="Courier New" w:hAnsi="Courier New" w:hint="default"/>
+        <w:sz w:val="20"/>
+      </w:rPr>
+    </w:lvl>
+    <w:lvl w:ilvl="2" w:tentative="1">
+      <w:start w:val="1"/>
+      <w:numFmt w:val="bullet"/>
+      <w:lvlText w:val=""/>
+      <w:lvlJc w:val="left"/>
+      <w:pPr>
+        <w:tabs>
+          <w:tab w:val="num" w:pos="2880"/>
+        </w:tabs>
+        <w:ind w:left="2880" w:hanging="360"/>
+      </w:pPr>
+      <w:rPr>
+        <w:rFonts w:ascii="Wingdings" w:hAnsi="Wingdings" w:hint="default"/>
+        <w:sz w:val="20"/>
+      </w:rPr>
+    </w:lvl>
+    <w:lvl w:ilvl="3" w:tentative="1">
+      <w:start w:val="1"/>
+      <w:numFmt w:val="bullet"/>
+      <w:lvlText w:val=""/>
+      <w:lvlJc w:val="left"/>
+      <w:pPr>
+        <w:tabs>
+          <w:tab w:val="num" w:pos="3600"/>
+        </w:tabs>
+        <w:ind w:left="3600" w:hanging="360"/>
+      </w:pPr>
+      <w:rPr>
+        <w:rFonts w:ascii="Wingdings" w:hAnsi="Wingdings" w:hint="default"/>
+        <w:sz w:val="20"/>
+      </w:rPr>
+    </w:lvl>
+    <w:lvl w:ilvl="4" w:tentative="1">
+      <w:start w:val="1"/>
+      <w:numFmt w:val="bullet"/>
+      <w:lvlText w:val=""/>
+      <w:lvlJc w:val="left"/>
+      <w:pPr>
+        <w:tabs>
+          <w:tab w:val="num" w:pos="4320"/>
+        </w:tabs>
+        <w:ind w:left="4320" w:hanging="360"/>
+      </w:pPr>
+      <w:rPr>
+        <w:rFonts w:ascii="Wingdings" w:hAnsi="Wingdings" w:hint="default"/>
+        <w:sz w:val="20"/>
+      </w:rPr>
+    </w:lvl>
+    <w:lvl w:ilvl="5" w:tentative="1">
+      <w:start w:val="1"/>
+      <w:numFmt w:val="bullet"/>
+      <w:lvlText w:val=""/>
+      <w:lvlJc w:val="left"/>
+      <w:pPr>
+        <w:tabs>
+          <w:tab w:val="num" w:pos="5040"/>
+        </w:tabs>
+        <w:ind w:left="5040" w:hanging="360"/>
+      </w:pPr>
+      <w:rPr>
+        <w:rFonts w:ascii="Wingdings" w:hAnsi="Wingdings" w:hint="default"/>
+        <w:sz w:val="20"/>
+      </w:rPr>
+    </w:lvl>
+    <w:lvl w:ilvl="6" w:tentative="1">
+      <w:start w:val="1"/>
+      <w:numFmt w:val="bullet"/>
+      <w:lvlText w:val=""/>
+      <w:lvlJc w:val="left"/>
+      <w:pPr>
+        <w:tabs>
+          <w:tab w:val="num" w:pos="5760"/>
+        </w:tabs>
+        <w:ind w:left="5760" w:hanging="360"/>
+      </w:pPr>
+      <w:rPr>
+        <w:rFonts w:ascii="Wingdings" w:hAnsi="Wingdings" w:hint="default"/>
+        <w:sz w:val="20"/>
+      </w:rPr>
+    </w:lvl>
+    <w:lvl w:ilvl="7" w:tentative="1">
+      <w:start w:val="1"/>
+      <w:numFmt w:val="bullet"/>
+      <w:lvlText w:val=""/>
+      <w:lvlJc w:val="left"/>
+      <w:pPr>
+        <w:tabs>
+          <w:tab w:val="num" w:pos="6480"/>
+        </w:tabs>
+        <w:ind w:left="6480" w:hanging="360"/>
+      </w:pPr>
+      <w:rPr>
+        <w:rFonts w:ascii="Wingdings" w:hAnsi="Wingdings" w:hint="default"/>
+        <w:sz w:val="20"/>
+      </w:rPr>
+    </w:lvl>
+    <w:lvl w:ilvl="8" w:tentative="1">
+      <w:start w:val="1"/>
+      <w:numFmt w:val="bullet"/>
+      <w:lvlText w:val=""/>
+      <w:lvlJc w:val="left"/>
+      <w:pPr>
+        <w:tabs>
+          <w:tab w:val="num" w:pos="7200"/>
+        </w:tabs>
+        <w:ind w:left="7200" w:hanging="360"/>
+      </w:pPr>
+      <w:rPr>
+        <w:rFonts w:ascii="Wingdings" w:hAnsi="Wingdings" w:hint="default"/>
+        <w:sz w:val="20"/>
+      </w:rPr>
+    </w:lvl>
+  </w:abstractNum>
+  <w:abstractNum w:abstractNumId="17" w15:restartNumberingAfterBreak="0">
+    <w:nsid w:val="594441F4"/>
+    <w:multiLevelType w:val="hybridMultilevel"/>
+    <w:tmpl w:val="F880F430"/>
+    <w:lvl w:ilvl="0" w:tplc="04090003">
+      <w:start w:val="1"/>
+      <w:numFmt w:val="bullet"/>
+      <w:lvlText w:val="o"/>
+      <w:lvlJc w:val="left"/>
+      <w:pPr>
+        <w:ind w:left="720" w:hanging="360"/>
+      </w:pPr>
+      <w:rPr>
+        <w:rFonts w:ascii="Courier New" w:hAnsi="Courier New" w:hint="default"/>
+      </w:rPr>
+    </w:lvl>
+    <w:lvl w:ilvl="1" w:tplc="04090003" w:tentative="1">
+      <w:start w:val="1"/>
+      <w:numFmt w:val="bullet"/>
+      <w:lvlText w:val="o"/>
+      <w:lvlJc w:val="left"/>
+      <w:pPr>
+        <w:ind w:left="1440" w:hanging="360"/>
+      </w:pPr>
+      <w:rPr>
+        <w:rFonts w:ascii="Courier New" w:hAnsi="Courier New" w:cs="Courier New" w:hint="default"/>
+      </w:rPr>
+    </w:lvl>
+    <w:lvl w:ilvl="2" w:tplc="04090005" w:tentative="1">
+      <w:start w:val="1"/>
+      <w:numFmt w:val="bullet"/>
+      <w:lvlText w:val=""/>
+      <w:lvlJc w:val="left"/>
+      <w:pPr>
+        <w:ind w:left="2160" w:hanging="360"/>
+      </w:pPr>
+      <w:rPr>
+        <w:rFonts w:ascii="Wingdings" w:hAnsi="Wingdings" w:hint="default"/>
+      </w:rPr>
+    </w:lvl>
+    <w:lvl w:ilvl="3" w:tplc="04090001" w:tentative="1">
+      <w:start w:val="1"/>
+      <w:numFmt w:val="bullet"/>
+      <w:lvlText w:val=""/>
+      <w:lvlJc w:val="left"/>
+      <w:pPr>
+        <w:ind w:left="2880" w:hanging="360"/>
+      </w:pPr>
+      <w:rPr>
+        <w:rFonts w:ascii="Symbol" w:hAnsi="Symbol" w:hint="default"/>
+      </w:rPr>
+    </w:lvl>
+    <w:lvl w:ilvl="4" w:tplc="04090003" w:tentative="1">
+      <w:start w:val="1"/>
+      <w:numFmt w:val="bullet"/>
+      <w:lvlText w:val="o"/>
+      <w:lvlJc w:val="left"/>
+      <w:pPr>
+        <w:ind w:left="3600" w:hanging="360"/>
+      </w:pPr>
+      <w:rPr>
+        <w:rFonts w:ascii="Courier New" w:hAnsi="Courier New" w:cs="Courier New" w:hint="default"/>
+      </w:rPr>
+    </w:lvl>
+    <w:lvl w:ilvl="5" w:tplc="04090005" w:tentative="1">
+      <w:start w:val="1"/>
+      <w:numFmt w:val="bullet"/>
+      <w:lvlText w:val=""/>
+      <w:lvlJc w:val="left"/>
+      <w:pPr>
+        <w:ind w:left="4320" w:hanging="360"/>
+      </w:pPr>
+      <w:rPr>
+        <w:rFonts w:ascii="Wingdings" w:hAnsi="Wingdings" w:hint="default"/>
+      </w:rPr>
+    </w:lvl>
+    <w:lvl w:ilvl="6" w:tplc="04090001" w:tentative="1">
+      <w:start w:val="1"/>
+      <w:numFmt w:val="bullet"/>
+      <w:lvlText w:val=""/>
+      <w:lvlJc w:val="left"/>
+      <w:pPr>
+        <w:ind w:left="5040" w:hanging="360"/>
+      </w:pPr>
+      <w:rPr>
+        <w:rFonts w:ascii="Symbol" w:hAnsi="Symbol" w:hint="default"/>
+      </w:rPr>
+    </w:lvl>
+    <w:lvl w:ilvl="7" w:tplc="04090003" w:tentative="1">
+      <w:start w:val="1"/>
+      <w:numFmt w:val="bullet"/>
+      <w:lvlText w:val="o"/>
+      <w:lvlJc w:val="left"/>
+      <w:pPr>
+        <w:ind w:left="5760" w:hanging="360"/>
+      </w:pPr>
+      <w:rPr>
+        <w:rFonts w:ascii="Courier New" w:hAnsi="Courier New" w:cs="Courier New" w:hint="default"/>
+      </w:rPr>
+    </w:lvl>
+    <w:lvl w:ilvl="8" w:tplc="04090005" w:tentative="1">
+      <w:start w:val="1"/>
+      <w:numFmt w:val="bullet"/>
+      <w:lvlText w:val=""/>
+      <w:lvlJc w:val="left"/>
+      <w:pPr>
+        <w:ind w:left="6480" w:hanging="360"/>
+      </w:pPr>
+      <w:rPr>
+        <w:rFonts w:ascii="Wingdings" w:hAnsi="Wingdings" w:hint="default"/>
+      </w:rPr>
+    </w:lvl>
+  </w:abstractNum>
+  <w:abstractNum w:abstractNumId="18" w15:restartNumberingAfterBreak="0">
+    <w:nsid w:val="59FE24E1"/>
+    <w:multiLevelType w:val="multilevel"/>
+    <w:tmpl w:val="2E26F076"/>
+    <w:lvl w:ilvl="0">
+      <w:start w:val="1"/>
+      <w:numFmt w:val="bullet"/>
+      <w:lvlText w:val=""/>
+      <w:lvlJc w:val="left"/>
+      <w:pPr>
+        <w:tabs>
+          <w:tab w:val="num" w:pos="1080"/>
+        </w:tabs>
+        <w:ind w:left="1080" w:hanging="360"/>
+      </w:pPr>
+      <w:rPr>
+        <w:rFonts w:ascii="Symbol" w:hAnsi="Symbol" w:hint="default"/>
+        <w:sz w:val="20"/>
+      </w:rPr>
+    </w:lvl>
+    <w:lvl w:ilvl="1" w:tentative="1">
+      <w:start w:val="1"/>
+      <w:numFmt w:val="bullet"/>
+      <w:lvlText w:val="o"/>
+      <w:lvlJc w:val="left"/>
+      <w:pPr>
+        <w:tabs>
+          <w:tab w:val="num" w:pos="1800"/>
+        </w:tabs>
+        <w:ind w:left="1800" w:hanging="360"/>
+      </w:pPr>
+      <w:rPr>
+        <w:rFonts w:ascii="Courier New" w:hAnsi="Courier New" w:hint="default"/>
+        <w:sz w:val="20"/>
+      </w:rPr>
+    </w:lvl>
+    <w:lvl w:ilvl="2" w:tentative="1">
+      <w:start w:val="1"/>
+      <w:numFmt w:val="bullet"/>
+      <w:lvlText w:val=""/>
+      <w:lvlJc w:val="left"/>
+      <w:pPr>
+        <w:tabs>
+          <w:tab w:val="num" w:pos="2520"/>
+        </w:tabs>
+        <w:ind w:left="2520" w:hanging="360"/>
+      </w:pPr>
+      <w:rPr>
+        <w:rFonts w:ascii="Wingdings" w:hAnsi="Wingdings" w:hint="default"/>
+        <w:sz w:val="20"/>
+      </w:rPr>
+    </w:lvl>
+    <w:lvl w:ilvl="3" w:tentative="1">
+      <w:start w:val="1"/>
+      <w:numFmt w:val="bullet"/>
+      <w:lvlText w:val=""/>
+      <w:lvlJc w:val="left"/>
+      <w:pPr>
+        <w:tabs>
+          <w:tab w:val="num" w:pos="3240"/>
+        </w:tabs>
+        <w:ind w:left="3240" w:hanging="360"/>
+      </w:pPr>
+      <w:rPr>
+        <w:rFonts w:ascii="Wingdings" w:hAnsi="Wingdings" w:hint="default"/>
+        <w:sz w:val="20"/>
+      </w:rPr>
+    </w:lvl>
+    <w:lvl w:ilvl="4" w:tentative="1">
+      <w:start w:val="1"/>
+      <w:numFmt w:val="bullet"/>
+      <w:lvlText w:val=""/>
+      <w:lvlJc w:val="left"/>
+      <w:pPr>
+        <w:tabs>
+          <w:tab w:val="num" w:pos="3960"/>
+        </w:tabs>
+        <w:ind w:left="3960" w:hanging="360"/>
+      </w:pPr>
+      <w:rPr>
+        <w:rFonts w:ascii="Wingdings" w:hAnsi="Wingdings" w:hint="default"/>
+        <w:sz w:val="20"/>
+      </w:rPr>
+    </w:lvl>
+    <w:lvl w:ilvl="5" w:tentative="1">
+      <w:start w:val="1"/>
+      <w:numFmt w:val="bullet"/>
+      <w:lvlText w:val=""/>
+      <w:lvlJc w:val="left"/>
+      <w:pPr>
+        <w:tabs>
+          <w:tab w:val="num" w:pos="4680"/>
+        </w:tabs>
+        <w:ind w:left="4680" w:hanging="360"/>
+      </w:pPr>
+      <w:rPr>
+        <w:rFonts w:ascii="Wingdings" w:hAnsi="Wingdings" w:hint="default"/>
+        <w:sz w:val="20"/>
+      </w:rPr>
+    </w:lvl>
+    <w:lvl w:ilvl="6" w:tentative="1">
+      <w:start w:val="1"/>
+      <w:numFmt w:val="bullet"/>
+      <w:lvlText w:val=""/>
+      <w:lvlJc w:val="left"/>
+      <w:pPr>
+        <w:tabs>
+          <w:tab w:val="num" w:pos="5400"/>
+        </w:tabs>
+        <w:ind w:left="5400" w:hanging="360"/>
+      </w:pPr>
+      <w:rPr>
+        <w:rFonts w:ascii="Wingdings" w:hAnsi="Wingdings" w:hint="default"/>
+        <w:sz w:val="20"/>
+      </w:rPr>
+    </w:lvl>
+    <w:lvl w:ilvl="7" w:tentative="1">
+      <w:start w:val="1"/>
+      <w:numFmt w:val="bullet"/>
+      <w:lvlText w:val=""/>
+      <w:lvlJc w:val="left"/>
+      <w:pPr>
+        <w:tabs>
+          <w:tab w:val="num" w:pos="6120"/>
+        </w:tabs>
+        <w:ind w:left="6120" w:hanging="360"/>
+      </w:pPr>
+      <w:rPr>
+        <w:rFonts w:ascii="Wingdings" w:hAnsi="Wingdings" w:hint="default"/>
+        <w:sz w:val="20"/>
+      </w:rPr>
+    </w:lvl>
+    <w:lvl w:ilvl="8" w:tentative="1">
+      <w:start w:val="1"/>
+      <w:numFmt w:val="bullet"/>
+      <w:lvlText w:val=""/>
+      <w:lvlJc w:val="left"/>
+      <w:pPr>
+        <w:tabs>
+          <w:tab w:val="num" w:pos="6840"/>
+        </w:tabs>
+        <w:ind w:left="6840" w:hanging="360"/>
+      </w:pPr>
+      <w:rPr>
+        <w:rFonts w:ascii="Wingdings" w:hAnsi="Wingdings" w:hint="default"/>
+        <w:sz w:val="20"/>
+      </w:rPr>
+    </w:lvl>
+  </w:abstractNum>
+  <w:abstractNum w:abstractNumId="19" w15:restartNumberingAfterBreak="0">
+    <w:nsid w:val="5C6963AD"/>
+    <w:multiLevelType w:val="hybridMultilevel"/>
+    <w:tmpl w:val="4DF045AA"/>
+    <w:lvl w:ilvl="0" w:tplc="0409000F">
+      <w:start w:val="1"/>
+      <w:numFmt w:val="decimal"/>
+      <w:lvlText w:val="%1."/>
+      <w:lvlJc w:val="left"/>
+      <w:pPr>
+        <w:ind w:left="720" w:hanging="360"/>
+      </w:pPr>
+    </w:lvl>
+    <w:lvl w:ilvl="1" w:tplc="04090019" w:tentative="1">
+      <w:start w:val="1"/>
+      <w:numFmt w:val="lowerLetter"/>
+      <w:lvlText w:val="%2."/>
+      <w:lvlJc w:val="left"/>
+      <w:pPr>
+        <w:ind w:left="1440" w:hanging="360"/>
+      </w:pPr>
+    </w:lvl>
+    <w:lvl w:ilvl="2" w:tplc="0409001B" w:tentative="1">
+      <w:start w:val="1"/>
+      <w:numFmt w:val="lowerRoman"/>
+      <w:lvlText w:val="%3."/>
+      <w:lvlJc w:val="right"/>
+      <w:pPr>
+        <w:ind w:left="2160" w:hanging="180"/>
+      </w:pPr>
+    </w:lvl>
+    <w:lvl w:ilvl="3" w:tplc="0409000F" w:tentative="1">
+      <w:start w:val="1"/>
+      <w:numFmt w:val="decimal"/>
+      <w:lvlText w:val="%4."/>
+      <w:lvlJc w:val="left"/>
+      <w:pPr>
+        <w:ind w:left="2880" w:hanging="360"/>
+      </w:pPr>
+    </w:lvl>
+    <w:lvl w:ilvl="4" w:tplc="04090019" w:tentative="1">
+      <w:start w:val="1"/>
+      <w:numFmt w:val="lowerLetter"/>
+      <w:lvlText w:val="%5."/>
+      <w:lvlJc w:val="left"/>
+      <w:pPr>
+        <w:ind w:left="3600" w:hanging="360"/>
+      </w:pPr>
+    </w:lvl>
+    <w:lvl w:ilvl="5" w:tplc="0409001B" w:tentative="1">
+      <w:start w:val="1"/>
+      <w:numFmt w:val="lowerRoman"/>
+      <w:lvlText w:val="%6."/>
+      <w:lvlJc w:val="right"/>
+      <w:pPr>
+        <w:ind w:left="4320" w:hanging="180"/>
+      </w:pPr>
+    </w:lvl>
+    <w:lvl w:ilvl="6" w:tplc="0409000F" w:tentative="1">
+      <w:start w:val="1"/>
+      <w:numFmt w:val="decimal"/>
+      <w:lvlText w:val="%7."/>
+      <w:lvlJc w:val="left"/>
+      <w:pPr>
+        <w:ind w:left="5040" w:hanging="360"/>
+      </w:pPr>
+    </w:lvl>
+    <w:lvl w:ilvl="7" w:tplc="04090019" w:tentative="1">
+      <w:start w:val="1"/>
+      <w:numFmt w:val="lowerLetter"/>
+      <w:lvlText w:val="%8."/>
+      <w:lvlJc w:val="left"/>
+      <w:pPr>
+        <w:ind w:left="5760" w:hanging="360"/>
+      </w:pPr>
+    </w:lvl>
+    <w:lvl w:ilvl="8" w:tplc="0409001B" w:tentative="1">
+      <w:start w:val="1"/>
+      <w:numFmt w:val="lowerRoman"/>
+      <w:lvlText w:val="%9."/>
+      <w:lvlJc w:val="right"/>
+      <w:pPr>
+        <w:ind w:left="6480" w:hanging="180"/>
+      </w:pPr>
+    </w:lvl>
+  </w:abstractNum>
+  <w:abstractNum w:abstractNumId="20" w15:restartNumberingAfterBreak="0">
+    <w:nsid w:val="613211A6"/>
+    <w:multiLevelType w:val="hybridMultilevel"/>
+    <w:tmpl w:val="8E7EED7C"/>
+    <w:lvl w:ilvl="0" w:tplc="04090001">
+      <w:start w:val="1"/>
+      <w:numFmt w:val="bullet"/>
+      <w:lvlText w:val=""/>
+      <w:lvlJc w:val="left"/>
+      <w:pPr>
+        <w:ind w:left="1080" w:hanging="360"/>
+      </w:pPr>
+      <w:rPr>
+        <w:rFonts w:ascii="Symbol" w:hAnsi="Symbol" w:hint="default"/>
+      </w:rPr>
+    </w:lvl>
+    <w:lvl w:ilvl="1" w:tplc="04090003" w:tentative="1">
+      <w:start w:val="1"/>
+      <w:numFmt w:val="bullet"/>
+      <w:lvlText w:val="o"/>
+      <w:lvlJc w:val="left"/>
+      <w:pPr>
+        <w:ind w:left="1800" w:hanging="360"/>
+      </w:pPr>
+      <w:rPr>
+        <w:rFonts w:ascii="Courier New" w:hAnsi="Courier New" w:cs="Courier New" w:hint="default"/>
+      </w:rPr>
+    </w:lvl>
+    <w:lvl w:ilvl="2" w:tplc="04090005" w:tentative="1">
+      <w:start w:val="1"/>
+      <w:numFmt w:val="bullet"/>
+      <w:lvlText w:val=""/>
+      <w:lvlJc w:val="left"/>
+      <w:pPr>
+        <w:ind w:left="2520" w:hanging="360"/>
+      </w:pPr>
+      <w:rPr>
+        <w:rFonts w:ascii="Wingdings" w:hAnsi="Wingdings" w:hint="default"/>
+      </w:rPr>
+    </w:lvl>
+    <w:lvl w:ilvl="3" w:tplc="04090001" w:tentative="1">
+      <w:start w:val="1"/>
+      <w:numFmt w:val="bullet"/>
+      <w:lvlText w:val=""/>
+      <w:lvlJc w:val="left"/>
+      <w:pPr>
+        <w:ind w:left="3240" w:hanging="360"/>
+      </w:pPr>
+      <w:rPr>
+        <w:rFonts w:ascii="Symbol" w:hAnsi="Symbol" w:hint="default"/>
+      </w:rPr>
+    </w:lvl>
+    <w:lvl w:ilvl="4" w:tplc="04090003" w:tentative="1">
+      <w:start w:val="1"/>
+      <w:numFmt w:val="bullet"/>
+      <w:lvlText w:val="o"/>
+      <w:lvlJc w:val="left"/>
+      <w:pPr>
+        <w:ind w:left="3960" w:hanging="360"/>
+      </w:pPr>
+      <w:rPr>
+        <w:rFonts w:ascii="Courier New" w:hAnsi="Courier New" w:cs="Courier New" w:hint="default"/>
+      </w:rPr>
+    </w:lvl>
+    <w:lvl w:ilvl="5" w:tplc="04090005" w:tentative="1">
+      <w:start w:val="1"/>
+      <w:numFmt w:val="bullet"/>
+      <w:lvlText w:val=""/>
+      <w:lvlJc w:val="left"/>
+      <w:pPr>
+        <w:ind w:left="4680" w:hanging="360"/>
+      </w:pPr>
+      <w:rPr>
+        <w:rFonts w:ascii="Wingdings" w:hAnsi="Wingdings" w:hint="default"/>
+      </w:rPr>
+    </w:lvl>
+    <w:lvl w:ilvl="6" w:tplc="04090001" w:tentative="1">
+      <w:start w:val="1"/>
+      <w:numFmt w:val="bullet"/>
+      <w:lvlText w:val=""/>
+      <w:lvlJc w:val="left"/>
+      <w:pPr>
+        <w:ind w:left="5400" w:hanging="360"/>
+      </w:pPr>
+      <w:rPr>
+        <w:rFonts w:ascii="Symbol" w:hAnsi="Symbol" w:hint="default"/>
+      </w:rPr>
+    </w:lvl>
+    <w:lvl w:ilvl="7" w:tplc="04090003" w:tentative="1">
+      <w:start w:val="1"/>
+      <w:numFmt w:val="bullet"/>
+      <w:lvlText w:val="o"/>
+      <w:lvlJc w:val="left"/>
+      <w:pPr>
+        <w:ind w:left="6120" w:hanging="360"/>
+      </w:pPr>
+      <w:rPr>
+        <w:rFonts w:ascii="Courier New" w:hAnsi="Courier New" w:cs="Courier New" w:hint="default"/>
+      </w:rPr>
+    </w:lvl>
+    <w:lvl w:ilvl="8" w:tplc="04090005" w:tentative="1">
+      <w:start w:val="1"/>
+      <w:numFmt w:val="bullet"/>
+      <w:lvlText w:val=""/>
+      <w:lvlJc w:val="left"/>
+      <w:pPr>
+        <w:ind w:left="6840" w:hanging="360"/>
+      </w:pPr>
+      <w:rPr>
+        <w:rFonts w:ascii="Wingdings" w:hAnsi="Wingdings" w:hint="default"/>
+      </w:rPr>
+    </w:lvl>
+  </w:abstractNum>
+  <w:abstractNum w:abstractNumId="21" w15:restartNumberingAfterBreak="0">
+    <w:nsid w:val="62C15CD9"/>
+    <w:multiLevelType w:val="hybridMultilevel"/>
+    <w:tmpl w:val="5F885544"/>
+    <w:lvl w:ilvl="0" w:tplc="04090003">
+      <w:start w:val="1"/>
+      <w:numFmt w:val="bullet"/>
+      <w:lvlText w:val="o"/>
+      <w:lvlJc w:val="left"/>
+      <w:pPr>
+        <w:ind w:left="720" w:hanging="360"/>
+      </w:pPr>
+      <w:rPr>
+        <w:rFonts w:ascii="Courier New" w:hAnsi="Courier New" w:hint="default"/>
+      </w:rPr>
+    </w:lvl>
+    <w:lvl w:ilvl="1" w:tplc="04090003" w:tentative="1">
+      <w:start w:val="1"/>
+      <w:numFmt w:val="bullet"/>
+      <w:lvlText w:val="o"/>
+      <w:lvlJc w:val="left"/>
+      <w:pPr>
+        <w:ind w:left="1440" w:hanging="360"/>
+      </w:pPr>
+      <w:rPr>
+        <w:rFonts w:ascii="Courier New" w:hAnsi="Courier New" w:cs="Courier New" w:hint="default"/>
+      </w:rPr>
+    </w:lvl>
+    <w:lvl w:ilvl="2" w:tplc="04090005" w:tentative="1">
+      <w:start w:val="1"/>
+      <w:numFmt w:val="bullet"/>
+      <w:lvlText w:val=""/>
+      <w:lvlJc w:val="left"/>
+      <w:pPr>
+        <w:ind w:left="2160" w:hanging="360"/>
+      </w:pPr>
+      <w:rPr>
+        <w:rFonts w:ascii="Wingdings" w:hAnsi="Wingdings" w:hint="default"/>
+      </w:rPr>
+    </w:lvl>
+    <w:lvl w:ilvl="3" w:tplc="04090001" w:tentative="1">
+      <w:start w:val="1"/>
+      <w:numFmt w:val="bullet"/>
+      <w:lvlText w:val=""/>
+      <w:lvlJc w:val="left"/>
+      <w:pPr>
+        <w:ind w:left="2880" w:hanging="360"/>
+      </w:pPr>
+      <w:rPr>
+        <w:rFonts w:ascii="Symbol" w:hAnsi="Symbol" w:hint="default"/>
+      </w:rPr>
+    </w:lvl>
+    <w:lvl w:ilvl="4" w:tplc="04090003" w:tentative="1">
+      <w:start w:val="1"/>
+      <w:numFmt w:val="bullet"/>
+      <w:lvlText w:val="o"/>
+      <w:lvlJc w:val="left"/>
+      <w:pPr>
+        <w:ind w:left="3600" w:hanging="360"/>
+      </w:pPr>
+      <w:rPr>
+        <w:rFonts w:ascii="Courier New" w:hAnsi="Courier New" w:cs="Courier New" w:hint="default"/>
+      </w:rPr>
+    </w:lvl>
+    <w:lvl w:ilvl="5" w:tplc="04090005" w:tentative="1">
+      <w:start w:val="1"/>
+      <w:numFmt w:val="bullet"/>
+      <w:lvlText w:val=""/>
+      <w:lvlJc w:val="left"/>
+      <w:pPr>
+        <w:ind w:left="4320" w:hanging="360"/>
+      </w:pPr>
+      <w:rPr>
+        <w:rFonts w:ascii="Wingdings" w:hAnsi="Wingdings" w:hint="default"/>
+      </w:rPr>
+    </w:lvl>
+    <w:lvl w:ilvl="6" w:tplc="04090001" w:tentative="1">
+      <w:start w:val="1"/>
+      <w:numFmt w:val="bullet"/>
+      <w:lvlText w:val=""/>
+      <w:lvlJc w:val="left"/>
+      <w:pPr>
+        <w:ind w:left="5040" w:hanging="360"/>
+      </w:pPr>
+      <w:rPr>
+        <w:rFonts w:ascii="Symbol" w:hAnsi="Symbol" w:hint="default"/>
+      </w:rPr>
+    </w:lvl>
+    <w:lvl w:ilvl="7" w:tplc="04090003" w:tentative="1">
+      <w:start w:val="1"/>
+      <w:numFmt w:val="bullet"/>
+      <w:lvlText w:val="o"/>
+      <w:lvlJc w:val="left"/>
+      <w:pPr>
+        <w:ind w:left="5760" w:hanging="360"/>
+      </w:pPr>
+      <w:rPr>
+        <w:rFonts w:ascii="Courier New" w:hAnsi="Courier New" w:cs="Courier New" w:hint="default"/>
+      </w:rPr>
+    </w:lvl>
+    <w:lvl w:ilvl="8" w:tplc="04090005" w:tentative="1">
+      <w:start w:val="1"/>
+      <w:numFmt w:val="bullet"/>
+      <w:lvlText w:val=""/>
+      <w:lvlJc w:val="left"/>
+      <w:pPr>
+        <w:ind w:left="6480" w:hanging="360"/>
+      </w:pPr>
+      <w:rPr>
+        <w:rFonts w:ascii="Wingdings" w:hAnsi="Wingdings" w:hint="default"/>
+      </w:rPr>
+    </w:lvl>
+  </w:abstractNum>
+  <w:abstractNum w:abstractNumId="22" w15:restartNumberingAfterBreak="0">
+    <w:nsid w:val="6E68528B"/>
+    <w:multiLevelType w:val="multilevel"/>
+    <w:tmpl w:val="C604FF88"/>
+    <w:lvl w:ilvl="0">
+      <w:start w:val="1"/>
+      <w:numFmt w:val="bullet"/>
+      <w:lvlText w:val=""/>
+      <w:lvlJc w:val="left"/>
+      <w:pPr>
+        <w:tabs>
           <w:tab w:val="num" w:pos="720"/>
         </w:tabs>
         <w:ind w:left="720" w:hanging="360"/>
@@ -3468,7 +4841,7 @@
         <w:sz w:val="20"/>
       </w:rPr>
     </w:lvl>
-    <w:lvl w:ilvl="1" w:tentative="1">
+    <w:lvl w:ilvl="1">
       <w:start w:val="1"/>
       <w:numFmt w:val="bullet"/>
       <w:lvlText w:val="o"/>
@@ -3597,929 +4970,7 @@
       </w:rPr>
     </w:lvl>
   </w:abstractNum>
-  <w:abstractNum w:abstractNumId="11" w15:restartNumberingAfterBreak="0">
-    <w:nsid w:val="4F2F0D63"/>
-    <w:multiLevelType w:val="hybridMultilevel"/>
-    <w:tmpl w:val="84682DD6"/>
-    <w:lvl w:ilvl="0" w:tplc="04090003">
-      <w:start w:val="1"/>
-      <w:numFmt w:val="bullet"/>
-      <w:lvlText w:val="o"/>
-      <w:lvlJc w:val="left"/>
-      <w:pPr>
-        <w:ind w:left="720" w:hanging="360"/>
-      </w:pPr>
-      <w:rPr>
-        <w:rFonts w:ascii="Courier New" w:hAnsi="Courier New" w:hint="default"/>
-      </w:rPr>
-    </w:lvl>
-    <w:lvl w:ilvl="1" w:tplc="04090003" w:tentative="1">
-      <w:start w:val="1"/>
-      <w:numFmt w:val="bullet"/>
-      <w:lvlText w:val="o"/>
-      <w:lvlJc w:val="left"/>
-      <w:pPr>
-        <w:ind w:left="1440" w:hanging="360"/>
-      </w:pPr>
-      <w:rPr>
-        <w:rFonts w:ascii="Courier New" w:hAnsi="Courier New" w:cs="Courier New" w:hint="default"/>
-      </w:rPr>
-    </w:lvl>
-    <w:lvl w:ilvl="2" w:tplc="04090005" w:tentative="1">
-      <w:start w:val="1"/>
-      <w:numFmt w:val="bullet"/>
-      <w:lvlText w:val=""/>
-      <w:lvlJc w:val="left"/>
-      <w:pPr>
-        <w:ind w:left="2160" w:hanging="360"/>
-      </w:pPr>
-      <w:rPr>
-        <w:rFonts w:ascii="Wingdings" w:hAnsi="Wingdings" w:hint="default"/>
-      </w:rPr>
-    </w:lvl>
-    <w:lvl w:ilvl="3" w:tplc="04090001" w:tentative="1">
-      <w:start w:val="1"/>
-      <w:numFmt w:val="bullet"/>
-      <w:lvlText w:val=""/>
-      <w:lvlJc w:val="left"/>
-      <w:pPr>
-        <w:ind w:left="2880" w:hanging="360"/>
-      </w:pPr>
-      <w:rPr>
-        <w:rFonts w:ascii="Symbol" w:hAnsi="Symbol" w:hint="default"/>
-      </w:rPr>
-    </w:lvl>
-    <w:lvl w:ilvl="4" w:tplc="04090003" w:tentative="1">
-      <w:start w:val="1"/>
-      <w:numFmt w:val="bullet"/>
-      <w:lvlText w:val="o"/>
-      <w:lvlJc w:val="left"/>
-      <w:pPr>
-        <w:ind w:left="3600" w:hanging="360"/>
-      </w:pPr>
-      <w:rPr>
-        <w:rFonts w:ascii="Courier New" w:hAnsi="Courier New" w:cs="Courier New" w:hint="default"/>
-      </w:rPr>
-    </w:lvl>
-    <w:lvl w:ilvl="5" w:tplc="04090005" w:tentative="1">
-      <w:start w:val="1"/>
-      <w:numFmt w:val="bullet"/>
-      <w:lvlText w:val=""/>
-      <w:lvlJc w:val="left"/>
-      <w:pPr>
-        <w:ind w:left="4320" w:hanging="360"/>
-      </w:pPr>
-      <w:rPr>
-        <w:rFonts w:ascii="Wingdings" w:hAnsi="Wingdings" w:hint="default"/>
-      </w:rPr>
-    </w:lvl>
-    <w:lvl w:ilvl="6" w:tplc="04090001" w:tentative="1">
-      <w:start w:val="1"/>
-      <w:numFmt w:val="bullet"/>
-      <w:lvlText w:val=""/>
-      <w:lvlJc w:val="left"/>
-      <w:pPr>
-        <w:ind w:left="5040" w:hanging="360"/>
-      </w:pPr>
-      <w:rPr>
-        <w:rFonts w:ascii="Symbol" w:hAnsi="Symbol" w:hint="default"/>
-      </w:rPr>
-    </w:lvl>
-    <w:lvl w:ilvl="7" w:tplc="04090003" w:tentative="1">
-      <w:start w:val="1"/>
-      <w:numFmt w:val="bullet"/>
-      <w:lvlText w:val="o"/>
-      <w:lvlJc w:val="left"/>
-      <w:pPr>
-        <w:ind w:left="5760" w:hanging="360"/>
-      </w:pPr>
-      <w:rPr>
-        <w:rFonts w:ascii="Courier New" w:hAnsi="Courier New" w:cs="Courier New" w:hint="default"/>
-      </w:rPr>
-    </w:lvl>
-    <w:lvl w:ilvl="8" w:tplc="04090005" w:tentative="1">
-      <w:start w:val="1"/>
-      <w:numFmt w:val="bullet"/>
-      <w:lvlText w:val=""/>
-      <w:lvlJc w:val="left"/>
-      <w:pPr>
-        <w:ind w:left="6480" w:hanging="360"/>
-      </w:pPr>
-      <w:rPr>
-        <w:rFonts w:ascii="Wingdings" w:hAnsi="Wingdings" w:hint="default"/>
-      </w:rPr>
-    </w:lvl>
-  </w:abstractNum>
-  <w:abstractNum w:abstractNumId="12" w15:restartNumberingAfterBreak="0">
-    <w:nsid w:val="513105CF"/>
-    <w:multiLevelType w:val="hybridMultilevel"/>
-    <w:tmpl w:val="F3163BA4"/>
-    <w:lvl w:ilvl="0" w:tplc="0409000F">
-      <w:start w:val="1"/>
-      <w:numFmt w:val="decimal"/>
-      <w:lvlText w:val="%1."/>
-      <w:lvlJc w:val="left"/>
-      <w:pPr>
-        <w:ind w:left="720" w:hanging="360"/>
-      </w:pPr>
-    </w:lvl>
-    <w:lvl w:ilvl="1" w:tplc="04090019" w:tentative="1">
-      <w:start w:val="1"/>
-      <w:numFmt w:val="lowerLetter"/>
-      <w:lvlText w:val="%2."/>
-      <w:lvlJc w:val="left"/>
-      <w:pPr>
-        <w:ind w:left="1440" w:hanging="360"/>
-      </w:pPr>
-    </w:lvl>
-    <w:lvl w:ilvl="2" w:tplc="0409001B" w:tentative="1">
-      <w:start w:val="1"/>
-      <w:numFmt w:val="lowerRoman"/>
-      <w:lvlText w:val="%3."/>
-      <w:lvlJc w:val="right"/>
-      <w:pPr>
-        <w:ind w:left="2160" w:hanging="180"/>
-      </w:pPr>
-    </w:lvl>
-    <w:lvl w:ilvl="3" w:tplc="0409000F" w:tentative="1">
-      <w:start w:val="1"/>
-      <w:numFmt w:val="decimal"/>
-      <w:lvlText w:val="%4."/>
-      <w:lvlJc w:val="left"/>
-      <w:pPr>
-        <w:ind w:left="2880" w:hanging="360"/>
-      </w:pPr>
-    </w:lvl>
-    <w:lvl w:ilvl="4" w:tplc="04090019" w:tentative="1">
-      <w:start w:val="1"/>
-      <w:numFmt w:val="lowerLetter"/>
-      <w:lvlText w:val="%5."/>
-      <w:lvlJc w:val="left"/>
-      <w:pPr>
-        <w:ind w:left="3600" w:hanging="360"/>
-      </w:pPr>
-    </w:lvl>
-    <w:lvl w:ilvl="5" w:tplc="0409001B" w:tentative="1">
-      <w:start w:val="1"/>
-      <w:numFmt w:val="lowerRoman"/>
-      <w:lvlText w:val="%6."/>
-      <w:lvlJc w:val="right"/>
-      <w:pPr>
-        <w:ind w:left="4320" w:hanging="180"/>
-      </w:pPr>
-    </w:lvl>
-    <w:lvl w:ilvl="6" w:tplc="0409000F" w:tentative="1">
-      <w:start w:val="1"/>
-      <w:numFmt w:val="decimal"/>
-      <w:lvlText w:val="%7."/>
-      <w:lvlJc w:val="left"/>
-      <w:pPr>
-        <w:ind w:left="5040" w:hanging="360"/>
-      </w:pPr>
-    </w:lvl>
-    <w:lvl w:ilvl="7" w:tplc="04090019" w:tentative="1">
-      <w:start w:val="1"/>
-      <w:numFmt w:val="lowerLetter"/>
-      <w:lvlText w:val="%8."/>
-      <w:lvlJc w:val="left"/>
-      <w:pPr>
-        <w:ind w:left="5760" w:hanging="360"/>
-      </w:pPr>
-    </w:lvl>
-    <w:lvl w:ilvl="8" w:tplc="0409001B" w:tentative="1">
-      <w:start w:val="1"/>
-      <w:numFmt w:val="lowerRoman"/>
-      <w:lvlText w:val="%9."/>
-      <w:lvlJc w:val="right"/>
-      <w:pPr>
-        <w:ind w:left="6480" w:hanging="180"/>
-      </w:pPr>
-    </w:lvl>
-  </w:abstractNum>
-  <w:abstractNum w:abstractNumId="13" w15:restartNumberingAfterBreak="0">
-    <w:nsid w:val="594441F4"/>
-    <w:multiLevelType w:val="hybridMultilevel"/>
-    <w:tmpl w:val="F880F430"/>
-    <w:lvl w:ilvl="0" w:tplc="04090003">
-      <w:start w:val="1"/>
-      <w:numFmt w:val="bullet"/>
-      <w:lvlText w:val="o"/>
-      <w:lvlJc w:val="left"/>
-      <w:pPr>
-        <w:ind w:left="720" w:hanging="360"/>
-      </w:pPr>
-      <w:rPr>
-        <w:rFonts w:ascii="Courier New" w:hAnsi="Courier New" w:hint="default"/>
-      </w:rPr>
-    </w:lvl>
-    <w:lvl w:ilvl="1" w:tplc="04090003" w:tentative="1">
-      <w:start w:val="1"/>
-      <w:numFmt w:val="bullet"/>
-      <w:lvlText w:val="o"/>
-      <w:lvlJc w:val="left"/>
-      <w:pPr>
-        <w:ind w:left="1440" w:hanging="360"/>
-      </w:pPr>
-      <w:rPr>
-        <w:rFonts w:ascii="Courier New" w:hAnsi="Courier New" w:cs="Courier New" w:hint="default"/>
-      </w:rPr>
-    </w:lvl>
-    <w:lvl w:ilvl="2" w:tplc="04090005" w:tentative="1">
-      <w:start w:val="1"/>
-      <w:numFmt w:val="bullet"/>
-      <w:lvlText w:val=""/>
-      <w:lvlJc w:val="left"/>
-      <w:pPr>
-        <w:ind w:left="2160" w:hanging="360"/>
-      </w:pPr>
-      <w:rPr>
-        <w:rFonts w:ascii="Wingdings" w:hAnsi="Wingdings" w:hint="default"/>
-      </w:rPr>
-    </w:lvl>
-    <w:lvl w:ilvl="3" w:tplc="04090001" w:tentative="1">
-      <w:start w:val="1"/>
-      <w:numFmt w:val="bullet"/>
-      <w:lvlText w:val=""/>
-      <w:lvlJc w:val="left"/>
-      <w:pPr>
-        <w:ind w:left="2880" w:hanging="360"/>
-      </w:pPr>
-      <w:rPr>
-        <w:rFonts w:ascii="Symbol" w:hAnsi="Symbol" w:hint="default"/>
-      </w:rPr>
-    </w:lvl>
-    <w:lvl w:ilvl="4" w:tplc="04090003" w:tentative="1">
-      <w:start w:val="1"/>
-      <w:numFmt w:val="bullet"/>
-      <w:lvlText w:val="o"/>
-      <w:lvlJc w:val="left"/>
-      <w:pPr>
-        <w:ind w:left="3600" w:hanging="360"/>
-      </w:pPr>
-      <w:rPr>
-        <w:rFonts w:ascii="Courier New" w:hAnsi="Courier New" w:cs="Courier New" w:hint="default"/>
-      </w:rPr>
-    </w:lvl>
-    <w:lvl w:ilvl="5" w:tplc="04090005" w:tentative="1">
-      <w:start w:val="1"/>
-      <w:numFmt w:val="bullet"/>
-      <w:lvlText w:val=""/>
-      <w:lvlJc w:val="left"/>
-      <w:pPr>
-        <w:ind w:left="4320" w:hanging="360"/>
-      </w:pPr>
-      <w:rPr>
-        <w:rFonts w:ascii="Wingdings" w:hAnsi="Wingdings" w:hint="default"/>
-      </w:rPr>
-    </w:lvl>
-    <w:lvl w:ilvl="6" w:tplc="04090001" w:tentative="1">
-      <w:start w:val="1"/>
-      <w:numFmt w:val="bullet"/>
-      <w:lvlText w:val=""/>
-      <w:lvlJc w:val="left"/>
-      <w:pPr>
-        <w:ind w:left="5040" w:hanging="360"/>
-      </w:pPr>
-      <w:rPr>
-        <w:rFonts w:ascii="Symbol" w:hAnsi="Symbol" w:hint="default"/>
-      </w:rPr>
-    </w:lvl>
-    <w:lvl w:ilvl="7" w:tplc="04090003" w:tentative="1">
-      <w:start w:val="1"/>
-      <w:numFmt w:val="bullet"/>
-      <w:lvlText w:val="o"/>
-      <w:lvlJc w:val="left"/>
-      <w:pPr>
-        <w:ind w:left="5760" w:hanging="360"/>
-      </w:pPr>
-      <w:rPr>
-        <w:rFonts w:ascii="Courier New" w:hAnsi="Courier New" w:cs="Courier New" w:hint="default"/>
-      </w:rPr>
-    </w:lvl>
-    <w:lvl w:ilvl="8" w:tplc="04090005" w:tentative="1">
-      <w:start w:val="1"/>
-      <w:numFmt w:val="bullet"/>
-      <w:lvlText w:val=""/>
-      <w:lvlJc w:val="left"/>
-      <w:pPr>
-        <w:ind w:left="6480" w:hanging="360"/>
-      </w:pPr>
-      <w:rPr>
-        <w:rFonts w:ascii="Wingdings" w:hAnsi="Wingdings" w:hint="default"/>
-      </w:rPr>
-    </w:lvl>
-  </w:abstractNum>
-  <w:abstractNum w:abstractNumId="14" w15:restartNumberingAfterBreak="0">
-    <w:nsid w:val="59FE24E1"/>
-    <w:multiLevelType w:val="multilevel"/>
-    <w:tmpl w:val="2E26F076"/>
-    <w:lvl w:ilvl="0">
-      <w:start w:val="1"/>
-      <w:numFmt w:val="bullet"/>
-      <w:lvlText w:val=""/>
-      <w:lvlJc w:val="left"/>
-      <w:pPr>
-        <w:tabs>
-          <w:tab w:val="num" w:pos="720"/>
-        </w:tabs>
-        <w:ind w:left="720" w:hanging="360"/>
-      </w:pPr>
-      <w:rPr>
-        <w:rFonts w:ascii="Symbol" w:hAnsi="Symbol" w:hint="default"/>
-        <w:sz w:val="20"/>
-      </w:rPr>
-    </w:lvl>
-    <w:lvl w:ilvl="1" w:tentative="1">
-      <w:start w:val="1"/>
-      <w:numFmt w:val="bullet"/>
-      <w:lvlText w:val="o"/>
-      <w:lvlJc w:val="left"/>
-      <w:pPr>
-        <w:tabs>
-          <w:tab w:val="num" w:pos="1440"/>
-        </w:tabs>
-        <w:ind w:left="1440" w:hanging="360"/>
-      </w:pPr>
-      <w:rPr>
-        <w:rFonts w:ascii="Courier New" w:hAnsi="Courier New" w:hint="default"/>
-        <w:sz w:val="20"/>
-      </w:rPr>
-    </w:lvl>
-    <w:lvl w:ilvl="2" w:tentative="1">
-      <w:start w:val="1"/>
-      <w:numFmt w:val="bullet"/>
-      <w:lvlText w:val=""/>
-      <w:lvlJc w:val="left"/>
-      <w:pPr>
-        <w:tabs>
-          <w:tab w:val="num" w:pos="2160"/>
-        </w:tabs>
-        <w:ind w:left="2160" w:hanging="360"/>
-      </w:pPr>
-      <w:rPr>
-        <w:rFonts w:ascii="Wingdings" w:hAnsi="Wingdings" w:hint="default"/>
-        <w:sz w:val="20"/>
-      </w:rPr>
-    </w:lvl>
-    <w:lvl w:ilvl="3" w:tentative="1">
-      <w:start w:val="1"/>
-      <w:numFmt w:val="bullet"/>
-      <w:lvlText w:val=""/>
-      <w:lvlJc w:val="left"/>
-      <w:pPr>
-        <w:tabs>
-          <w:tab w:val="num" w:pos="2880"/>
-        </w:tabs>
-        <w:ind w:left="2880" w:hanging="360"/>
-      </w:pPr>
-      <w:rPr>
-        <w:rFonts w:ascii="Wingdings" w:hAnsi="Wingdings" w:hint="default"/>
-        <w:sz w:val="20"/>
-      </w:rPr>
-    </w:lvl>
-    <w:lvl w:ilvl="4" w:tentative="1">
-      <w:start w:val="1"/>
-      <w:numFmt w:val="bullet"/>
-      <w:lvlText w:val=""/>
-      <w:lvlJc w:val="left"/>
-      <w:pPr>
-        <w:tabs>
-          <w:tab w:val="num" w:pos="3600"/>
-        </w:tabs>
-        <w:ind w:left="3600" w:hanging="360"/>
-      </w:pPr>
-      <w:rPr>
-        <w:rFonts w:ascii="Wingdings" w:hAnsi="Wingdings" w:hint="default"/>
-        <w:sz w:val="20"/>
-      </w:rPr>
-    </w:lvl>
-    <w:lvl w:ilvl="5" w:tentative="1">
-      <w:start w:val="1"/>
-      <w:numFmt w:val="bullet"/>
-      <w:lvlText w:val=""/>
-      <w:lvlJc w:val="left"/>
-      <w:pPr>
-        <w:tabs>
-          <w:tab w:val="num" w:pos="4320"/>
-        </w:tabs>
-        <w:ind w:left="4320" w:hanging="360"/>
-      </w:pPr>
-      <w:rPr>
-        <w:rFonts w:ascii="Wingdings" w:hAnsi="Wingdings" w:hint="default"/>
-        <w:sz w:val="20"/>
-      </w:rPr>
-    </w:lvl>
-    <w:lvl w:ilvl="6" w:tentative="1">
-      <w:start w:val="1"/>
-      <w:numFmt w:val="bullet"/>
-      <w:lvlText w:val=""/>
-      <w:lvlJc w:val="left"/>
-      <w:pPr>
-        <w:tabs>
-          <w:tab w:val="num" w:pos="5040"/>
-        </w:tabs>
-        <w:ind w:left="5040" w:hanging="360"/>
-      </w:pPr>
-      <w:rPr>
-        <w:rFonts w:ascii="Wingdings" w:hAnsi="Wingdings" w:hint="default"/>
-        <w:sz w:val="20"/>
-      </w:rPr>
-    </w:lvl>
-    <w:lvl w:ilvl="7" w:tentative="1">
-      <w:start w:val="1"/>
-      <w:numFmt w:val="bullet"/>
-      <w:lvlText w:val=""/>
-      <w:lvlJc w:val="left"/>
-      <w:pPr>
-        <w:tabs>
-          <w:tab w:val="num" w:pos="5760"/>
-        </w:tabs>
-        <w:ind w:left="5760" w:hanging="360"/>
-      </w:pPr>
-      <w:rPr>
-        <w:rFonts w:ascii="Wingdings" w:hAnsi="Wingdings" w:hint="default"/>
-        <w:sz w:val="20"/>
-      </w:rPr>
-    </w:lvl>
-    <w:lvl w:ilvl="8" w:tentative="1">
-      <w:start w:val="1"/>
-      <w:numFmt w:val="bullet"/>
-      <w:lvlText w:val=""/>
-      <w:lvlJc w:val="left"/>
-      <w:pPr>
-        <w:tabs>
-          <w:tab w:val="num" w:pos="6480"/>
-        </w:tabs>
-        <w:ind w:left="6480" w:hanging="360"/>
-      </w:pPr>
-      <w:rPr>
-        <w:rFonts w:ascii="Wingdings" w:hAnsi="Wingdings" w:hint="default"/>
-        <w:sz w:val="20"/>
-      </w:rPr>
-    </w:lvl>
-  </w:abstractNum>
-  <w:abstractNum w:abstractNumId="15" w15:restartNumberingAfterBreak="0">
-    <w:nsid w:val="5C6963AD"/>
-    <w:multiLevelType w:val="hybridMultilevel"/>
-    <w:tmpl w:val="4DF045AA"/>
-    <w:lvl w:ilvl="0" w:tplc="0409000F">
-      <w:start w:val="1"/>
-      <w:numFmt w:val="decimal"/>
-      <w:lvlText w:val="%1."/>
-      <w:lvlJc w:val="left"/>
-      <w:pPr>
-        <w:ind w:left="720" w:hanging="360"/>
-      </w:pPr>
-    </w:lvl>
-    <w:lvl w:ilvl="1" w:tplc="04090019" w:tentative="1">
-      <w:start w:val="1"/>
-      <w:numFmt w:val="lowerLetter"/>
-      <w:lvlText w:val="%2."/>
-      <w:lvlJc w:val="left"/>
-      <w:pPr>
-        <w:ind w:left="1440" w:hanging="360"/>
-      </w:pPr>
-    </w:lvl>
-    <w:lvl w:ilvl="2" w:tplc="0409001B" w:tentative="1">
-      <w:start w:val="1"/>
-      <w:numFmt w:val="lowerRoman"/>
-      <w:lvlText w:val="%3."/>
-      <w:lvlJc w:val="right"/>
-      <w:pPr>
-        <w:ind w:left="2160" w:hanging="180"/>
-      </w:pPr>
-    </w:lvl>
-    <w:lvl w:ilvl="3" w:tplc="0409000F" w:tentative="1">
-      <w:start w:val="1"/>
-      <w:numFmt w:val="decimal"/>
-      <w:lvlText w:val="%4."/>
-      <w:lvlJc w:val="left"/>
-      <w:pPr>
-        <w:ind w:left="2880" w:hanging="360"/>
-      </w:pPr>
-    </w:lvl>
-    <w:lvl w:ilvl="4" w:tplc="04090019" w:tentative="1">
-      <w:start w:val="1"/>
-      <w:numFmt w:val="lowerLetter"/>
-      <w:lvlText w:val="%5."/>
-      <w:lvlJc w:val="left"/>
-      <w:pPr>
-        <w:ind w:left="3600" w:hanging="360"/>
-      </w:pPr>
-    </w:lvl>
-    <w:lvl w:ilvl="5" w:tplc="0409001B" w:tentative="1">
-      <w:start w:val="1"/>
-      <w:numFmt w:val="lowerRoman"/>
-      <w:lvlText w:val="%6."/>
-      <w:lvlJc w:val="right"/>
-      <w:pPr>
-        <w:ind w:left="4320" w:hanging="180"/>
-      </w:pPr>
-    </w:lvl>
-    <w:lvl w:ilvl="6" w:tplc="0409000F" w:tentative="1">
-      <w:start w:val="1"/>
-      <w:numFmt w:val="decimal"/>
-      <w:lvlText w:val="%7."/>
-      <w:lvlJc w:val="left"/>
-      <w:pPr>
-        <w:ind w:left="5040" w:hanging="360"/>
-      </w:pPr>
-    </w:lvl>
-    <w:lvl w:ilvl="7" w:tplc="04090019" w:tentative="1">
-      <w:start w:val="1"/>
-      <w:numFmt w:val="lowerLetter"/>
-      <w:lvlText w:val="%8."/>
-      <w:lvlJc w:val="left"/>
-      <w:pPr>
-        <w:ind w:left="5760" w:hanging="360"/>
-      </w:pPr>
-    </w:lvl>
-    <w:lvl w:ilvl="8" w:tplc="0409001B" w:tentative="1">
-      <w:start w:val="1"/>
-      <w:numFmt w:val="lowerRoman"/>
-      <w:lvlText w:val="%9."/>
-      <w:lvlJc w:val="right"/>
-      <w:pPr>
-        <w:ind w:left="6480" w:hanging="180"/>
-      </w:pPr>
-    </w:lvl>
-  </w:abstractNum>
-  <w:abstractNum w:abstractNumId="16" w15:restartNumberingAfterBreak="0">
-    <w:nsid w:val="613211A6"/>
-    <w:multiLevelType w:val="hybridMultilevel"/>
-    <w:tmpl w:val="8E7EED7C"/>
-    <w:lvl w:ilvl="0" w:tplc="04090001">
-      <w:start w:val="1"/>
-      <w:numFmt w:val="bullet"/>
-      <w:lvlText w:val=""/>
-      <w:lvlJc w:val="left"/>
-      <w:pPr>
-        <w:ind w:left="1080" w:hanging="360"/>
-      </w:pPr>
-      <w:rPr>
-        <w:rFonts w:ascii="Symbol" w:hAnsi="Symbol" w:hint="default"/>
-      </w:rPr>
-    </w:lvl>
-    <w:lvl w:ilvl="1" w:tplc="04090003" w:tentative="1">
-      <w:start w:val="1"/>
-      <w:numFmt w:val="bullet"/>
-      <w:lvlText w:val="o"/>
-      <w:lvlJc w:val="left"/>
-      <w:pPr>
-        <w:ind w:left="1800" w:hanging="360"/>
-      </w:pPr>
-      <w:rPr>
-        <w:rFonts w:ascii="Courier New" w:hAnsi="Courier New" w:cs="Courier New" w:hint="default"/>
-      </w:rPr>
-    </w:lvl>
-    <w:lvl w:ilvl="2" w:tplc="04090005" w:tentative="1">
-      <w:start w:val="1"/>
-      <w:numFmt w:val="bullet"/>
-      <w:lvlText w:val=""/>
-      <w:lvlJc w:val="left"/>
-      <w:pPr>
-        <w:ind w:left="2520" w:hanging="360"/>
-      </w:pPr>
-      <w:rPr>
-        <w:rFonts w:ascii="Wingdings" w:hAnsi="Wingdings" w:hint="default"/>
-      </w:rPr>
-    </w:lvl>
-    <w:lvl w:ilvl="3" w:tplc="04090001" w:tentative="1">
-      <w:start w:val="1"/>
-      <w:numFmt w:val="bullet"/>
-      <w:lvlText w:val=""/>
-      <w:lvlJc w:val="left"/>
-      <w:pPr>
-        <w:ind w:left="3240" w:hanging="360"/>
-      </w:pPr>
-      <w:rPr>
-        <w:rFonts w:ascii="Symbol" w:hAnsi="Symbol" w:hint="default"/>
-      </w:rPr>
-    </w:lvl>
-    <w:lvl w:ilvl="4" w:tplc="04090003" w:tentative="1">
-      <w:start w:val="1"/>
-      <w:numFmt w:val="bullet"/>
-      <w:lvlText w:val="o"/>
-      <w:lvlJc w:val="left"/>
-      <w:pPr>
-        <w:ind w:left="3960" w:hanging="360"/>
-      </w:pPr>
-      <w:rPr>
-        <w:rFonts w:ascii="Courier New" w:hAnsi="Courier New" w:cs="Courier New" w:hint="default"/>
-      </w:rPr>
-    </w:lvl>
-    <w:lvl w:ilvl="5" w:tplc="04090005" w:tentative="1">
-      <w:start w:val="1"/>
-      <w:numFmt w:val="bullet"/>
-      <w:lvlText w:val=""/>
-      <w:lvlJc w:val="left"/>
-      <w:pPr>
-        <w:ind w:left="4680" w:hanging="360"/>
-      </w:pPr>
-      <w:rPr>
-        <w:rFonts w:ascii="Wingdings" w:hAnsi="Wingdings" w:hint="default"/>
-      </w:rPr>
-    </w:lvl>
-    <w:lvl w:ilvl="6" w:tplc="04090001" w:tentative="1">
-      <w:start w:val="1"/>
-      <w:numFmt w:val="bullet"/>
-      <w:lvlText w:val=""/>
-      <w:lvlJc w:val="left"/>
-      <w:pPr>
-        <w:ind w:left="5400" w:hanging="360"/>
-      </w:pPr>
-      <w:rPr>
-        <w:rFonts w:ascii="Symbol" w:hAnsi="Symbol" w:hint="default"/>
-      </w:rPr>
-    </w:lvl>
-    <w:lvl w:ilvl="7" w:tplc="04090003" w:tentative="1">
-      <w:start w:val="1"/>
-      <w:numFmt w:val="bullet"/>
-      <w:lvlText w:val="o"/>
-      <w:lvlJc w:val="left"/>
-      <w:pPr>
-        <w:ind w:left="6120" w:hanging="360"/>
-      </w:pPr>
-      <w:rPr>
-        <w:rFonts w:ascii="Courier New" w:hAnsi="Courier New" w:cs="Courier New" w:hint="default"/>
-      </w:rPr>
-    </w:lvl>
-    <w:lvl w:ilvl="8" w:tplc="04090005" w:tentative="1">
-      <w:start w:val="1"/>
-      <w:numFmt w:val="bullet"/>
-      <w:lvlText w:val=""/>
-      <w:lvlJc w:val="left"/>
-      <w:pPr>
-        <w:ind w:left="6840" w:hanging="360"/>
-      </w:pPr>
-      <w:rPr>
-        <w:rFonts w:ascii="Wingdings" w:hAnsi="Wingdings" w:hint="default"/>
-      </w:rPr>
-    </w:lvl>
-  </w:abstractNum>
-  <w:abstractNum w:abstractNumId="17" w15:restartNumberingAfterBreak="0">
-    <w:nsid w:val="62C15CD9"/>
-    <w:multiLevelType w:val="hybridMultilevel"/>
-    <w:tmpl w:val="5F885544"/>
-    <w:lvl w:ilvl="0" w:tplc="04090003">
-      <w:start w:val="1"/>
-      <w:numFmt w:val="bullet"/>
-      <w:lvlText w:val="o"/>
-      <w:lvlJc w:val="left"/>
-      <w:pPr>
-        <w:ind w:left="720" w:hanging="360"/>
-      </w:pPr>
-      <w:rPr>
-        <w:rFonts w:ascii="Courier New" w:hAnsi="Courier New" w:hint="default"/>
-      </w:rPr>
-    </w:lvl>
-    <w:lvl w:ilvl="1" w:tplc="04090003" w:tentative="1">
-      <w:start w:val="1"/>
-      <w:numFmt w:val="bullet"/>
-      <w:lvlText w:val="o"/>
-      <w:lvlJc w:val="left"/>
-      <w:pPr>
-        <w:ind w:left="1440" w:hanging="360"/>
-      </w:pPr>
-      <w:rPr>
-        <w:rFonts w:ascii="Courier New" w:hAnsi="Courier New" w:cs="Courier New" w:hint="default"/>
-      </w:rPr>
-    </w:lvl>
-    <w:lvl w:ilvl="2" w:tplc="04090005" w:tentative="1">
-      <w:start w:val="1"/>
-      <w:numFmt w:val="bullet"/>
-      <w:lvlText w:val=""/>
-      <w:lvlJc w:val="left"/>
-      <w:pPr>
-        <w:ind w:left="2160" w:hanging="360"/>
-      </w:pPr>
-      <w:rPr>
-        <w:rFonts w:ascii="Wingdings" w:hAnsi="Wingdings" w:hint="default"/>
-      </w:rPr>
-    </w:lvl>
-    <w:lvl w:ilvl="3" w:tplc="04090001" w:tentative="1">
-      <w:start w:val="1"/>
-      <w:numFmt w:val="bullet"/>
-      <w:lvlText w:val=""/>
-      <w:lvlJc w:val="left"/>
-      <w:pPr>
-        <w:ind w:left="2880" w:hanging="360"/>
-      </w:pPr>
-      <w:rPr>
-        <w:rFonts w:ascii="Symbol" w:hAnsi="Symbol" w:hint="default"/>
-      </w:rPr>
-    </w:lvl>
-    <w:lvl w:ilvl="4" w:tplc="04090003" w:tentative="1">
-      <w:start w:val="1"/>
-      <w:numFmt w:val="bullet"/>
-      <w:lvlText w:val="o"/>
-      <w:lvlJc w:val="left"/>
-      <w:pPr>
-        <w:ind w:left="3600" w:hanging="360"/>
-      </w:pPr>
-      <w:rPr>
-        <w:rFonts w:ascii="Courier New" w:hAnsi="Courier New" w:cs="Courier New" w:hint="default"/>
-      </w:rPr>
-    </w:lvl>
-    <w:lvl w:ilvl="5" w:tplc="04090005" w:tentative="1">
-      <w:start w:val="1"/>
-      <w:numFmt w:val="bullet"/>
-      <w:lvlText w:val=""/>
-      <w:lvlJc w:val="left"/>
-      <w:pPr>
-        <w:ind w:left="4320" w:hanging="360"/>
-      </w:pPr>
-      <w:rPr>
-        <w:rFonts w:ascii="Wingdings" w:hAnsi="Wingdings" w:hint="default"/>
-      </w:rPr>
-    </w:lvl>
-    <w:lvl w:ilvl="6" w:tplc="04090001" w:tentative="1">
-      <w:start w:val="1"/>
-      <w:numFmt w:val="bullet"/>
-      <w:lvlText w:val=""/>
-      <w:lvlJc w:val="left"/>
-      <w:pPr>
-        <w:ind w:left="5040" w:hanging="360"/>
-      </w:pPr>
-      <w:rPr>
-        <w:rFonts w:ascii="Symbol" w:hAnsi="Symbol" w:hint="default"/>
-      </w:rPr>
-    </w:lvl>
-    <w:lvl w:ilvl="7" w:tplc="04090003" w:tentative="1">
-      <w:start w:val="1"/>
-      <w:numFmt w:val="bullet"/>
-      <w:lvlText w:val="o"/>
-      <w:lvlJc w:val="left"/>
-      <w:pPr>
-        <w:ind w:left="5760" w:hanging="360"/>
-      </w:pPr>
-      <w:rPr>
-        <w:rFonts w:ascii="Courier New" w:hAnsi="Courier New" w:cs="Courier New" w:hint="default"/>
-      </w:rPr>
-    </w:lvl>
-    <w:lvl w:ilvl="8" w:tplc="04090005" w:tentative="1">
-      <w:start w:val="1"/>
-      <w:numFmt w:val="bullet"/>
-      <w:lvlText w:val=""/>
-      <w:lvlJc w:val="left"/>
-      <w:pPr>
-        <w:ind w:left="6480" w:hanging="360"/>
-      </w:pPr>
-      <w:rPr>
-        <w:rFonts w:ascii="Wingdings" w:hAnsi="Wingdings" w:hint="default"/>
-      </w:rPr>
-    </w:lvl>
-  </w:abstractNum>
-  <w:abstractNum w:abstractNumId="18" w15:restartNumberingAfterBreak="0">
-    <w:nsid w:val="6E68528B"/>
-    <w:multiLevelType w:val="multilevel"/>
-    <w:tmpl w:val="C604FF88"/>
-    <w:lvl w:ilvl="0">
-      <w:start w:val="1"/>
-      <w:numFmt w:val="bullet"/>
-      <w:lvlText w:val=""/>
-      <w:lvlJc w:val="left"/>
-      <w:pPr>
-        <w:tabs>
-          <w:tab w:val="num" w:pos="720"/>
-        </w:tabs>
-        <w:ind w:left="720" w:hanging="360"/>
-      </w:pPr>
-      <w:rPr>
-        <w:rFonts w:ascii="Symbol" w:hAnsi="Symbol" w:hint="default"/>
-        <w:sz w:val="20"/>
-      </w:rPr>
-    </w:lvl>
-    <w:lvl w:ilvl="1" w:tentative="1">
-      <w:start w:val="1"/>
-      <w:numFmt w:val="bullet"/>
-      <w:lvlText w:val="o"/>
-      <w:lvlJc w:val="left"/>
-      <w:pPr>
-        <w:tabs>
-          <w:tab w:val="num" w:pos="1440"/>
-        </w:tabs>
-        <w:ind w:left="1440" w:hanging="360"/>
-      </w:pPr>
-      <w:rPr>
-        <w:rFonts w:ascii="Courier New" w:hAnsi="Courier New" w:hint="default"/>
-        <w:sz w:val="20"/>
-      </w:rPr>
-    </w:lvl>
-    <w:lvl w:ilvl="2" w:tentative="1">
-      <w:start w:val="1"/>
-      <w:numFmt w:val="bullet"/>
-      <w:lvlText w:val=""/>
-      <w:lvlJc w:val="left"/>
-      <w:pPr>
-        <w:tabs>
-          <w:tab w:val="num" w:pos="2160"/>
-        </w:tabs>
-        <w:ind w:left="2160" w:hanging="360"/>
-      </w:pPr>
-      <w:rPr>
-        <w:rFonts w:ascii="Wingdings" w:hAnsi="Wingdings" w:hint="default"/>
-        <w:sz w:val="20"/>
-      </w:rPr>
-    </w:lvl>
-    <w:lvl w:ilvl="3" w:tentative="1">
-      <w:start w:val="1"/>
-      <w:numFmt w:val="bullet"/>
-      <w:lvlText w:val=""/>
-      <w:lvlJc w:val="left"/>
-      <w:pPr>
-        <w:tabs>
-          <w:tab w:val="num" w:pos="2880"/>
-        </w:tabs>
-        <w:ind w:left="2880" w:hanging="360"/>
-      </w:pPr>
-      <w:rPr>
-        <w:rFonts w:ascii="Wingdings" w:hAnsi="Wingdings" w:hint="default"/>
-        <w:sz w:val="20"/>
-      </w:rPr>
-    </w:lvl>
-    <w:lvl w:ilvl="4" w:tentative="1">
-      <w:start w:val="1"/>
-      <w:numFmt w:val="bullet"/>
-      <w:lvlText w:val=""/>
-      <w:lvlJc w:val="left"/>
-      <w:pPr>
-        <w:tabs>
-          <w:tab w:val="num" w:pos="3600"/>
-        </w:tabs>
-        <w:ind w:left="3600" w:hanging="360"/>
-      </w:pPr>
-      <w:rPr>
-        <w:rFonts w:ascii="Wingdings" w:hAnsi="Wingdings" w:hint="default"/>
-        <w:sz w:val="20"/>
-      </w:rPr>
-    </w:lvl>
-    <w:lvl w:ilvl="5" w:tentative="1">
-      <w:start w:val="1"/>
-      <w:numFmt w:val="bullet"/>
-      <w:lvlText w:val=""/>
-      <w:lvlJc w:val="left"/>
-      <w:pPr>
-        <w:tabs>
-          <w:tab w:val="num" w:pos="4320"/>
-        </w:tabs>
-        <w:ind w:left="4320" w:hanging="360"/>
-      </w:pPr>
-      <w:rPr>
-        <w:rFonts w:ascii="Wingdings" w:hAnsi="Wingdings" w:hint="default"/>
-        <w:sz w:val="20"/>
-      </w:rPr>
-    </w:lvl>
-    <w:lvl w:ilvl="6" w:tentative="1">
-      <w:start w:val="1"/>
-      <w:numFmt w:val="bullet"/>
-      <w:lvlText w:val=""/>
-      <w:lvlJc w:val="left"/>
-      <w:pPr>
-        <w:tabs>
-          <w:tab w:val="num" w:pos="5040"/>
-        </w:tabs>
-        <w:ind w:left="5040" w:hanging="360"/>
-      </w:pPr>
-      <w:rPr>
-        <w:rFonts w:ascii="Wingdings" w:hAnsi="Wingdings" w:hint="default"/>
-        <w:sz w:val="20"/>
-      </w:rPr>
-    </w:lvl>
-    <w:lvl w:ilvl="7" w:tentative="1">
-      <w:start w:val="1"/>
-      <w:numFmt w:val="bullet"/>
-      <w:lvlText w:val=""/>
-      <w:lvlJc w:val="left"/>
-      <w:pPr>
-        <w:tabs>
-          <w:tab w:val="num" w:pos="5760"/>
-        </w:tabs>
-        <w:ind w:left="5760" w:hanging="360"/>
-      </w:pPr>
-      <w:rPr>
-        <w:rFonts w:ascii="Wingdings" w:hAnsi="Wingdings" w:hint="default"/>
-        <w:sz w:val="20"/>
-      </w:rPr>
-    </w:lvl>
-    <w:lvl w:ilvl="8" w:tentative="1">
-      <w:start w:val="1"/>
-      <w:numFmt w:val="bullet"/>
-      <w:lvlText w:val=""/>
-      <w:lvlJc w:val="left"/>
-      <w:pPr>
-        <w:tabs>
-          <w:tab w:val="num" w:pos="6480"/>
-        </w:tabs>
-        <w:ind w:left="6480" w:hanging="360"/>
-      </w:pPr>
-      <w:rPr>
-        <w:rFonts w:ascii="Wingdings" w:hAnsi="Wingdings" w:hint="default"/>
-        <w:sz w:val="20"/>
-      </w:rPr>
-    </w:lvl>
-  </w:abstractNum>
-  <w:abstractNum w:abstractNumId="19" w15:restartNumberingAfterBreak="0">
+  <w:abstractNum w:abstractNumId="23" w15:restartNumberingAfterBreak="0">
     <w:nsid w:val="6E79766D"/>
     <w:multiLevelType w:val="hybridMultilevel"/>
     <w:tmpl w:val="D2B6072E"/>
@@ -4632,7 +5083,7 @@
       </w:rPr>
     </w:lvl>
   </w:abstractNum>
-  <w:abstractNum w:abstractNumId="20" w15:restartNumberingAfterBreak="0">
+  <w:abstractNum w:abstractNumId="24" w15:restartNumberingAfterBreak="0">
     <w:nsid w:val="720C7D53"/>
     <w:multiLevelType w:val="hybridMultilevel"/>
     <w:tmpl w:val="3F307C1E"/>
@@ -4745,7 +5196,7 @@
       </w:rPr>
     </w:lvl>
   </w:abstractNum>
-  <w:abstractNum w:abstractNumId="21" w15:restartNumberingAfterBreak="0">
+  <w:abstractNum w:abstractNumId="25" w15:restartNumberingAfterBreak="0">
     <w:nsid w:val="746770F3"/>
     <w:multiLevelType w:val="hybridMultilevel"/>
     <w:tmpl w:val="CC7AFFE8"/>
@@ -4858,7 +5309,7 @@
       </w:rPr>
     </w:lvl>
   </w:abstractNum>
-  <w:abstractNum w:abstractNumId="22" w15:restartNumberingAfterBreak="0">
+  <w:abstractNum w:abstractNumId="26" w15:restartNumberingAfterBreak="0">
     <w:nsid w:val="77BE178A"/>
     <w:multiLevelType w:val="hybridMultilevel"/>
     <w:tmpl w:val="2B7480A4"/>
@@ -4947,74 +5398,202 @@
       </w:pPr>
     </w:lvl>
   </w:abstractNum>
+  <w:abstractNum w:abstractNumId="27" w15:restartNumberingAfterBreak="0">
+    <w:nsid w:val="7A6261F9"/>
+    <w:multiLevelType w:val="hybridMultilevel"/>
+    <w:tmpl w:val="A1C231A4"/>
+    <w:lvl w:ilvl="0" w:tplc="04090001">
+      <w:start w:val="1"/>
+      <w:numFmt w:val="bullet"/>
+      <w:lvlText w:val=""/>
+      <w:lvlJc w:val="left"/>
+      <w:pPr>
+        <w:ind w:left="720" w:hanging="360"/>
+      </w:pPr>
+      <w:rPr>
+        <w:rFonts w:ascii="Symbol" w:hAnsi="Symbol" w:hint="default"/>
+      </w:rPr>
+    </w:lvl>
+    <w:lvl w:ilvl="1" w:tplc="04090003">
+      <w:start w:val="1"/>
+      <w:numFmt w:val="bullet"/>
+      <w:lvlText w:val="o"/>
+      <w:lvlJc w:val="left"/>
+      <w:pPr>
+        <w:ind w:left="1440" w:hanging="360"/>
+      </w:pPr>
+      <w:rPr>
+        <w:rFonts w:ascii="Courier New" w:hAnsi="Courier New" w:cs="Courier New" w:hint="default"/>
+      </w:rPr>
+    </w:lvl>
+    <w:lvl w:ilvl="2" w:tplc="04090005" w:tentative="1">
+      <w:start w:val="1"/>
+      <w:numFmt w:val="bullet"/>
+      <w:lvlText w:val=""/>
+      <w:lvlJc w:val="left"/>
+      <w:pPr>
+        <w:ind w:left="2160" w:hanging="360"/>
+      </w:pPr>
+      <w:rPr>
+        <w:rFonts w:ascii="Wingdings" w:hAnsi="Wingdings" w:hint="default"/>
+      </w:rPr>
+    </w:lvl>
+    <w:lvl w:ilvl="3" w:tplc="04090001" w:tentative="1">
+      <w:start w:val="1"/>
+      <w:numFmt w:val="bullet"/>
+      <w:lvlText w:val=""/>
+      <w:lvlJc w:val="left"/>
+      <w:pPr>
+        <w:ind w:left="2880" w:hanging="360"/>
+      </w:pPr>
+      <w:rPr>
+        <w:rFonts w:ascii="Symbol" w:hAnsi="Symbol" w:hint="default"/>
+      </w:rPr>
+    </w:lvl>
+    <w:lvl w:ilvl="4" w:tplc="04090003" w:tentative="1">
+      <w:start w:val="1"/>
+      <w:numFmt w:val="bullet"/>
+      <w:lvlText w:val="o"/>
+      <w:lvlJc w:val="left"/>
+      <w:pPr>
+        <w:ind w:left="3600" w:hanging="360"/>
+      </w:pPr>
+      <w:rPr>
+        <w:rFonts w:ascii="Courier New" w:hAnsi="Courier New" w:cs="Courier New" w:hint="default"/>
+      </w:rPr>
+    </w:lvl>
+    <w:lvl w:ilvl="5" w:tplc="04090005" w:tentative="1">
+      <w:start w:val="1"/>
+      <w:numFmt w:val="bullet"/>
+      <w:lvlText w:val=""/>
+      <w:lvlJc w:val="left"/>
+      <w:pPr>
+        <w:ind w:left="4320" w:hanging="360"/>
+      </w:pPr>
+      <w:rPr>
+        <w:rFonts w:ascii="Wingdings" w:hAnsi="Wingdings" w:hint="default"/>
+      </w:rPr>
+    </w:lvl>
+    <w:lvl w:ilvl="6" w:tplc="04090001" w:tentative="1">
+      <w:start w:val="1"/>
+      <w:numFmt w:val="bullet"/>
+      <w:lvlText w:val=""/>
+      <w:lvlJc w:val="left"/>
+      <w:pPr>
+        <w:ind w:left="5040" w:hanging="360"/>
+      </w:pPr>
+      <w:rPr>
+        <w:rFonts w:ascii="Symbol" w:hAnsi="Symbol" w:hint="default"/>
+      </w:rPr>
+    </w:lvl>
+    <w:lvl w:ilvl="7" w:tplc="04090003" w:tentative="1">
+      <w:start w:val="1"/>
+      <w:numFmt w:val="bullet"/>
+      <w:lvlText w:val="o"/>
+      <w:lvlJc w:val="left"/>
+      <w:pPr>
+        <w:ind w:left="5760" w:hanging="360"/>
+      </w:pPr>
+      <w:rPr>
+        <w:rFonts w:ascii="Courier New" w:hAnsi="Courier New" w:cs="Courier New" w:hint="default"/>
+      </w:rPr>
+    </w:lvl>
+    <w:lvl w:ilvl="8" w:tplc="04090005" w:tentative="1">
+      <w:start w:val="1"/>
+      <w:numFmt w:val="bullet"/>
+      <w:lvlText w:val=""/>
+      <w:lvlJc w:val="left"/>
+      <w:pPr>
+        <w:ind w:left="6480" w:hanging="360"/>
+      </w:pPr>
+      <w:rPr>
+        <w:rFonts w:ascii="Wingdings" w:hAnsi="Wingdings" w:hint="default"/>
+      </w:rPr>
+    </w:lvl>
+  </w:abstractNum>
   <w:num w:numId="1" w16cid:durableId="1445539051">
-    <w:abstractNumId w:val="16"/>
+    <w:abstractNumId w:val="20"/>
   </w:num>
   <w:num w:numId="2" w16cid:durableId="1281457387">
+    <w:abstractNumId w:val="8"/>
+  </w:num>
+  <w:num w:numId="3" w16cid:durableId="2064717073">
+    <w:abstractNumId w:val="24"/>
+  </w:num>
+  <w:num w:numId="4" w16cid:durableId="657224695">
+    <w:abstractNumId w:val="9"/>
+  </w:num>
+  <w:num w:numId="5" w16cid:durableId="309092198">
+    <w:abstractNumId w:val="3"/>
+  </w:num>
+  <w:num w:numId="6" w16cid:durableId="1976251531">
+    <w:abstractNumId w:val="25"/>
+  </w:num>
+  <w:num w:numId="7" w16cid:durableId="255409995">
+    <w:abstractNumId w:val="23"/>
+  </w:num>
+  <w:num w:numId="8" w16cid:durableId="1457719833">
+    <w:abstractNumId w:val="5"/>
+  </w:num>
+  <w:num w:numId="9" w16cid:durableId="148525932">
     <w:abstractNumId w:val="6"/>
   </w:num>
-  <w:num w:numId="3" w16cid:durableId="2064717073">
-    <w:abstractNumId w:val="20"/>
+  <w:num w:numId="10" w16cid:durableId="334310448">
+    <w:abstractNumId w:val="17"/>
   </w:num>
-  <w:num w:numId="4" w16cid:durableId="657224695">
-    <w:abstractNumId w:val="7"/>
+  <w:num w:numId="11" w16cid:durableId="181360717">
+    <w:abstractNumId w:val="14"/>
   </w:num>
-  <w:num w:numId="5" w16cid:durableId="309092198">
+  <w:num w:numId="12" w16cid:durableId="1407460984">
     <w:abstractNumId w:val="2"/>
   </w:num>
-  <w:num w:numId="6" w16cid:durableId="1976251531">
-    <w:abstractNumId w:val="21"/>
-  </w:num>
-  <w:num w:numId="7" w16cid:durableId="255409995">
-    <w:abstractNumId w:val="19"/>
-  </w:num>
-  <w:num w:numId="8" w16cid:durableId="1457719833">
-    <w:abstractNumId w:val="3"/>
-  </w:num>
-  <w:num w:numId="9" w16cid:durableId="148525932">
-    <w:abstractNumId w:val="4"/>
-  </w:num>
-  <w:num w:numId="10" w16cid:durableId="334310448">
-    <w:abstractNumId w:val="13"/>
-  </w:num>
-  <w:num w:numId="11" w16cid:durableId="181360717">
+  <w:num w:numId="13" w16cid:durableId="257758136">
     <w:abstractNumId w:val="11"/>
-  </w:num>
-  <w:num w:numId="12" w16cid:durableId="1407460984">
-    <w:abstractNumId w:val="1"/>
-  </w:num>
-  <w:num w:numId="13" w16cid:durableId="257758136">
-    <w:abstractNumId w:val="8"/>
   </w:num>
   <w:num w:numId="14" w16cid:durableId="1528904110">
     <w:abstractNumId w:val="0"/>
   </w:num>
   <w:num w:numId="15" w16cid:durableId="502234589">
+    <w:abstractNumId w:val="15"/>
+  </w:num>
+  <w:num w:numId="16" w16cid:durableId="147988949">
+    <w:abstractNumId w:val="26"/>
+  </w:num>
+  <w:num w:numId="17" w16cid:durableId="1552382951">
+    <w:abstractNumId w:val="7"/>
+  </w:num>
+  <w:num w:numId="18" w16cid:durableId="286543859">
+    <w:abstractNumId w:val="13"/>
+  </w:num>
+  <w:num w:numId="19" w16cid:durableId="1722708508">
+    <w:abstractNumId w:val="22"/>
+  </w:num>
+  <w:num w:numId="20" w16cid:durableId="1368065464">
+    <w:abstractNumId w:val="18"/>
+  </w:num>
+  <w:num w:numId="21" w16cid:durableId="1022173807">
     <w:abstractNumId w:val="12"/>
   </w:num>
-  <w:num w:numId="16" w16cid:durableId="147988949">
-    <w:abstractNumId w:val="22"/>
+  <w:num w:numId="22" w16cid:durableId="1492212687">
+    <w:abstractNumId w:val="19"/>
   </w:num>
-  <w:num w:numId="17" w16cid:durableId="1552382951">
-    <w:abstractNumId w:val="5"/>
+  <w:num w:numId="23" w16cid:durableId="75325348">
+    <w:abstractNumId w:val="21"/>
   </w:num>
-  <w:num w:numId="18" w16cid:durableId="286543859">
+  <w:num w:numId="24" w16cid:durableId="196508810">
+    <w:abstractNumId w:val="4"/>
+  </w:num>
+  <w:num w:numId="25" w16cid:durableId="1191575639">
+    <w:abstractNumId w:val="16"/>
+  </w:num>
+  <w:num w:numId="26" w16cid:durableId="351344031">
     <w:abstractNumId w:val="10"/>
   </w:num>
-  <w:num w:numId="19" w16cid:durableId="1722708508">
-    <w:abstractNumId w:val="18"/>
+  <w:num w:numId="27" w16cid:durableId="210728020">
+    <w:abstractNumId w:val="1"/>
   </w:num>
-  <w:num w:numId="20" w16cid:durableId="1368065464">
-    <w:abstractNumId w:val="14"/>
-  </w:num>
-  <w:num w:numId="21" w16cid:durableId="1022173807">
-    <w:abstractNumId w:val="9"/>
-  </w:num>
-  <w:num w:numId="22" w16cid:durableId="1492212687">
-    <w:abstractNumId w:val="15"/>
-  </w:num>
-  <w:num w:numId="23" w16cid:durableId="75325348">
-    <w:abstractNumId w:val="17"/>
+  <w:num w:numId="28" w16cid:durableId="96216783">
+    <w:abstractNumId w:val="27"/>
   </w:num>
 </w:numbering>
 </file>
